--- a/Mon_rapport_v1.docx
+++ b/Mon_rapport_v1.docx
@@ -19,13 +19,13 @@
         <mc:AlternateContent>
           <mc:Choice Requires="wps">
             <w:drawing>
-              <wp:anchor distT="0" distB="0" distL="0" distR="0" simplePos="0" relativeHeight="251659264" behindDoc="1" locked="0" layoutInCell="1" allowOverlap="1" wp14:anchorId="582F3502" wp14:editId="5BF33552">
+              <wp:anchor distT="0" distB="0" distL="0" distR="0" simplePos="0" relativeHeight="251659264" behindDoc="1" locked="0" layoutInCell="1" allowOverlap="1" wp14:anchorId="582F3502" wp14:editId="18709411">
                 <wp:simplePos x="0" y="0"/>
-                <wp:positionH relativeFrom="margin">
-                  <wp:posOffset>-581025</wp:posOffset>
+                <wp:positionH relativeFrom="page">
+                  <wp:align>center</wp:align>
                 </wp:positionH>
                 <wp:positionV relativeFrom="margin">
-                  <wp:align>center</wp:align>
+                  <wp:posOffset>-658495</wp:posOffset>
                 </wp:positionV>
                 <wp:extent cx="6952615" cy="10084435"/>
                 <wp:effectExtent l="0" t="0" r="635" b="0"/>
@@ -225,9 +225,9 @@
           </mc:Choice>
           <mc:Fallback>
             <w:pict>
-              <v:shape w14:anchorId="32990530" id="Graphic 1" o:spid="_x0000_s1026" style="position:absolute;margin-left:-45.75pt;margin-top:0;width:547.45pt;height:794.05pt;z-index:-251657216;visibility:visible;mso-wrap-style:square;mso-wrap-distance-left:0;mso-wrap-distance-top:0;mso-wrap-distance-right:0;mso-wrap-distance-bottom:0;mso-position-horizontal:absolute;mso-position-horizontal-relative:margin;mso-position-vertical:center;mso-position-vertical-relative:margin;v-text-anchor:top" coordsize="6952615,10084435" o:gfxdata="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" path="m6915912,36576r-38100,l6877812,74676r,9934956l74676,10009632r,-9934956l6877812,74676r,-38100l74676,36576r-38100,l36576,74676r,9934956l36576,10047732r38100,l6877812,10047732r38100,l6915912,10009632r,-9934956l6915912,36576xem6952488,10009645r-18288,l6934200,10066033r-56388,l74676,10066033r-56388,l18288,10009645r-18288,l,10066033r,18275l6952488,10084308r,-74663xem6952488,r,l,,,18288,,74676r,9934956l18288,10009632r,-9934956l18288,18288r56388,l6877812,18288r56388,l6934200,74676r,9934956l6952488,10009632r,-9934956l6952488,xe" fillcolor="#4471c4" stroked="f">
+              <v:shape w14:anchorId="1A8DE341" id="Graphic 1" o:spid="_x0000_s1026" style="position:absolute;margin-left:0;margin-top:-51.85pt;width:547.45pt;height:794.05pt;z-index:-251657216;visibility:visible;mso-wrap-style:square;mso-wrap-distance-left:0;mso-wrap-distance-top:0;mso-wrap-distance-right:0;mso-wrap-distance-bottom:0;mso-position-horizontal:center;mso-position-horizontal-relative:page;mso-position-vertical:absolute;mso-position-vertical-relative:margin;v-text-anchor:top" coordsize="6952615,10084435" o:gfxdata="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" path="m6915912,36576r-38100,l6877812,74676r,9934956l74676,10009632r,-9934956l6877812,74676r,-38100l74676,36576r-38100,l36576,74676r,9934956l36576,10047732r38100,l6877812,10047732r38100,l6915912,10009632r,-9934956l6915912,36576xem6952488,10009645r-18288,l6934200,10066033r-56388,l74676,10066033r-56388,l18288,10009645r-18288,l,10066033r,18275l6952488,10084308r,-74663xem6952488,r,l,,,18288,,74676r,9934956l18288,10009632r,-9934956l18288,18288r56388,l6877812,18288r56388,l6934200,74676r,9934956l6952488,10009632r,-9934956l6952488,xe" fillcolor="#4471c4" stroked="f">
                 <v:path arrowok="t"/>
-                <w10:wrap anchorx="margin" anchory="margin"/>
+                <w10:wrap anchorx="page" anchory="margin"/>
               </v:shape>
             </w:pict>
           </mc:Fallback>
@@ -1719,7 +1719,7 @@
           </mc:Choice>
           <mc:Fallback>
             <w:pict>
-              <v:shape w14:anchorId="4343F81B" id="Graphic 6" o:spid="_x0000_s1026" style="position:absolute;margin-left:134.95pt;margin-top:16.3pt;width:186.15pt;height:86.5pt;z-index:251665408;visibility:visible;mso-wrap-style:square;mso-wrap-distance-left:9pt;mso-wrap-distance-top:0;mso-wrap-distance-right:9pt;mso-wrap-distance-bottom:0;mso-position-horizontal:right;mso-position-horizontal-relative:margin;mso-position-vertical:absolute;mso-position-vertical-relative:text;v-text-anchor:top" coordsize="2364105,1098550" o:gfxdata="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" path="m,183006l6540,134349,24998,90630,53628,53593,90685,24981,134423,6535,183095,,2180971,r48710,6535l2273436,24981r37059,28612l2339118,90630r18450,43719l2364105,183006r,732409l2357568,964082r-18450,43742l2310495,1044892r-37059,28643l2229681,1092004r-48710,6545l183095,1098549r-48672,-6545l90685,1073535,53628,1044892,24998,1007824,6540,964082,,915415,,183006xe" filled="f" strokecolor="#4471c4" strokeweight="1pt">
+              <v:shape w14:anchorId="500BCB0F" id="Graphic 6" o:spid="_x0000_s1026" style="position:absolute;margin-left:134.95pt;margin-top:16.3pt;width:186.15pt;height:86.5pt;z-index:251665408;visibility:visible;mso-wrap-style:square;mso-wrap-distance-left:9pt;mso-wrap-distance-top:0;mso-wrap-distance-right:9pt;mso-wrap-distance-bottom:0;mso-position-horizontal:right;mso-position-horizontal-relative:margin;mso-position-vertical:absolute;mso-position-vertical-relative:text;v-text-anchor:top" coordsize="2364105,1098550" o:gfxdata="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" path="m,183006l6540,134349,24998,90630,53628,53593,90685,24981,134423,6535,183095,,2180971,r48710,6535l2273436,24981r37059,28612l2339118,90630r18450,43719l2364105,183006r,732409l2357568,964082r-18450,43742l2310495,1044892r-37059,28643l2229681,1092004r-48710,6545l183095,1098549r-48672,-6545l90685,1073535,53628,1044892,24998,1007824,6540,964082,,915415,,183006xe" filled="f" strokecolor="#4471c4" strokeweight="1pt">
                 <v:path arrowok="t"/>
                 <w10:wrap anchorx="margin"/>
               </v:shape>
@@ -1876,7 +1876,7 @@
           </mc:Choice>
           <mc:Fallback>
             <w:pict>
-              <v:shape w14:anchorId="2E4F4FAA" id="Graphic 6" o:spid="_x0000_s1026" style="position:absolute;margin-left:-24.6pt;margin-top:18.25pt;width:186.15pt;height:86.5pt;z-index:251663360;visibility:visible;mso-wrap-style:square;mso-wrap-distance-left:9pt;mso-wrap-distance-top:0;mso-wrap-distance-right:9pt;mso-wrap-distance-bottom:0;mso-position-horizontal:absolute;mso-position-horizontal-relative:text;mso-position-vertical:absolute;mso-position-vertical-relative:text;v-text-anchor:top" coordsize="2364105,1098550" o:gfxdata="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" path="m,183006l6540,134349,24998,90630,53628,53593,90685,24981,134423,6535,183095,,2180971,r48710,6535l2273436,24981r37059,28612l2339118,90630r18450,43719l2364105,183006r,732409l2357568,964082r-18450,43742l2310495,1044892r-37059,28643l2229681,1092004r-48710,6545l183095,1098549r-48672,-6545l90685,1073535,53628,1044892,24998,1007824,6540,964082,,915415,,183006xe" filled="f" strokecolor="#4471c4" strokeweight="1pt">
+              <v:shape w14:anchorId="0B380E53" id="Graphic 6" o:spid="_x0000_s1026" style="position:absolute;margin-left:-24.6pt;margin-top:18.25pt;width:186.15pt;height:86.5pt;z-index:251663360;visibility:visible;mso-wrap-style:square;mso-wrap-distance-left:9pt;mso-wrap-distance-top:0;mso-wrap-distance-right:9pt;mso-wrap-distance-bottom:0;mso-position-horizontal:absolute;mso-position-horizontal-relative:text;mso-position-vertical:absolute;mso-position-vertical-relative:text;v-text-anchor:top" coordsize="2364105,1098550" o:gfxdata="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" path="m,183006l6540,134349,24998,90630,53628,53593,90685,24981,134423,6535,183095,,2180971,r48710,6535l2273436,24981r37059,28612l2339118,90630r18450,43719l2364105,183006r,732409l2357568,964082r-18450,43742l2310495,1044892r-37059,28643l2229681,1092004r-48710,6545l183095,1098549r-48672,-6545l90685,1073535,53628,1044892,24998,1007824,6540,964082,,915415,,183006xe" filled="f" strokecolor="#4471c4" strokeweight="1pt">
                 <v:path arrowok="t"/>
               </v:shape>
             </w:pict>
@@ -2197,7 +2197,6 @@
           <w:sz w:val="24"/>
           <w:szCs w:val="24"/>
         </w:rPr>
-        <w:lastRenderedPageBreak/>
         <w:t>AVANT</w:t>
       </w:r>
       <w:r>
@@ -2234,6 +2233,7 @@
           <w:rFonts w:ascii="Times New Roman" w:hAnsi="Times New Roman" w:cs="Times New Roman"/>
           <w:sz w:val="24"/>
         </w:rPr>
+        <w:lastRenderedPageBreak/>
         <w:t>L'actuelle</w:t>
       </w:r>
       <w:r>
@@ -6868,7 +6868,6 @@
           <w:rFonts w:ascii="Times New Roman" w:hAnsi="Times New Roman" w:cs="Times New Roman"/>
           <w:sz w:val="24"/>
         </w:rPr>
-        <w:lastRenderedPageBreak/>
         <w:t xml:space="preserve">Nous remercions également toute l'équipe de </w:t>
       </w:r>
       <w:proofErr w:type="spellStart"/>
@@ -7166,6 +7165,7 @@
           <w:sz w:val="24"/>
           <w:szCs w:val="24"/>
         </w:rPr>
+        <w:lastRenderedPageBreak/>
         <w:t>Salif</w:t>
       </w:r>
       <w:proofErr w:type="spellEnd"/>
@@ -8800,7 +8800,7 @@
           <w:rFonts w:ascii="Times New Roman" w:eastAsia="Times New Roman" w:hAnsi="Times New Roman" w:cs="Times New Roman"/>
           <w:sz w:val="28"/>
           <w:szCs w:val="28"/>
-          <w:lang w:val="fr-BF" w:eastAsia="fr-BF"/>
+          <w:lang w:eastAsia="fr-BF"/>
         </w:rPr>
       </w:pPr>
       <w:r>
@@ -8810,7 +8810,7 @@
           <w:bCs/>
           <w:sz w:val="28"/>
           <w:szCs w:val="28"/>
-          <w:lang w:val="fr-BF" w:eastAsia="fr-BF"/>
+          <w:lang w:eastAsia="fr-BF"/>
         </w:rPr>
         <w:t>RESUME</w:t>
       </w:r>
@@ -8822,7 +8822,7 @@
           <w:rFonts w:ascii="Times New Roman" w:eastAsia="Times New Roman" w:hAnsi="Times New Roman" w:cs="Times New Roman"/>
           <w:sz w:val="24"/>
           <w:szCs w:val="24"/>
-          <w:lang w:val="fr-BF" w:eastAsia="fr-BF"/>
+          <w:lang w:eastAsia="fr-BF"/>
         </w:rPr>
       </w:pPr>
       <w:r>
@@ -8830,7 +8830,7 @@
           <w:rFonts w:ascii="Times New Roman" w:eastAsia="Times New Roman" w:hAnsi="Times New Roman" w:cs="Times New Roman"/>
           <w:sz w:val="24"/>
           <w:szCs w:val="24"/>
-          <w:lang w:val="fr-BF" w:eastAsia="fr-BF"/>
+          <w:lang w:eastAsia="fr-BF"/>
         </w:rPr>
         <w:t>La mise en relation entre clients et tailleurs est une nécessité dans le secteur de la couture artisanale au Burkina Faso, car elle permet de digitaliser l'ensemble du parcours de commande d'une tenue sur mesure. De la recherche du tailleur jusqu'à la livraison de la tenue, tout doit être géré de manière fluide et moderne afin de simplifier le quotidien des deux parties. C'est au vu de cette place importante qu'occupe la couture artisanale dans l'économie informelle que nous avons entrepris de développer une solution pour faciliter la mise en relation entre clients et tailleurs.</w:t>
       </w:r>
@@ -8842,7 +8842,7 @@
           <w:rFonts w:ascii="Times New Roman" w:eastAsia="Times New Roman" w:hAnsi="Times New Roman" w:cs="Times New Roman"/>
           <w:sz w:val="24"/>
           <w:szCs w:val="24"/>
-          <w:lang w:val="fr-BF" w:eastAsia="fr-BF"/>
+          <w:lang w:eastAsia="fr-BF"/>
         </w:rPr>
       </w:pPr>
       <w:r>
@@ -8850,7 +8850,7 @@
           <w:rFonts w:ascii="Times New Roman" w:eastAsia="Times New Roman" w:hAnsi="Times New Roman" w:cs="Times New Roman"/>
           <w:sz w:val="24"/>
           <w:szCs w:val="24"/>
-          <w:lang w:val="fr-BF" w:eastAsia="fr-BF"/>
+          <w:lang w:eastAsia="fr-BF"/>
         </w:rPr>
         <w:t>La réalité au sujet de la gestion des commandes de vêtements sur mesure est que son fonctionnement actuel est encore entièrement manuel. Ce qui provoque habituellement des déplacements inutiles, des pertes d'information et une absence totale de visibilité numérique pour les tailleurs.</w:t>
       </w:r>
@@ -8862,7 +8862,7 @@
           <w:rFonts w:ascii="Times New Roman" w:eastAsia="Times New Roman" w:hAnsi="Times New Roman" w:cs="Times New Roman"/>
           <w:sz w:val="24"/>
           <w:szCs w:val="24"/>
-          <w:lang w:val="fr-BF" w:eastAsia="fr-BF"/>
+          <w:lang w:eastAsia="fr-BF"/>
         </w:rPr>
       </w:pPr>
       <w:r>
@@ -8870,7 +8870,7 @@
           <w:rFonts w:ascii="Times New Roman" w:eastAsia="Times New Roman" w:hAnsi="Times New Roman" w:cs="Times New Roman"/>
           <w:sz w:val="24"/>
           <w:szCs w:val="24"/>
-          <w:lang w:val="fr-BF" w:eastAsia="fr-BF"/>
+          <w:lang w:eastAsia="fr-BF"/>
         </w:rPr>
         <w:t>La prise de mesures corporelles, l'essayage des modèles ainsi que le suivi des commandes qui nécessitent aujourd'hui plusieurs visites physiques chez le tailleur constituent également un obstacle majeur que rencontrent les clients et les artisans.</w:t>
       </w:r>
@@ -8882,7 +8882,7 @@
           <w:rFonts w:ascii="Times New Roman" w:eastAsia="Times New Roman" w:hAnsi="Times New Roman" w:cs="Times New Roman"/>
           <w:sz w:val="24"/>
           <w:szCs w:val="24"/>
-          <w:lang w:val="fr-BF" w:eastAsia="fr-BF"/>
+          <w:lang w:eastAsia="fr-BF"/>
         </w:rPr>
       </w:pPr>
       <w:r>
@@ -8890,9 +8890,8 @@
           <w:rFonts w:ascii="Times New Roman" w:eastAsia="Times New Roman" w:hAnsi="Times New Roman" w:cs="Times New Roman"/>
           <w:sz w:val="24"/>
           <w:szCs w:val="24"/>
-          <w:lang w:val="fr-BF" w:eastAsia="fr-BF"/>
-        </w:rPr>
-        <w:lastRenderedPageBreak/>
+          <w:lang w:eastAsia="fr-BF"/>
+        </w:rPr>
         <w:t xml:space="preserve">Tous ces problèmes ont été pris en compte par notre solution dénommée </w:t>
       </w:r>
       <w:r>
@@ -8902,7 +8901,7 @@
           <w:bCs/>
           <w:sz w:val="24"/>
           <w:szCs w:val="24"/>
-          <w:lang w:val="fr-BF" w:eastAsia="fr-BF"/>
+          <w:lang w:eastAsia="fr-BF"/>
         </w:rPr>
         <w:t>FITMOD</w:t>
       </w:r>
@@ -8911,7 +8910,7 @@
           <w:rFonts w:ascii="Times New Roman" w:eastAsia="Times New Roman" w:hAnsi="Times New Roman" w:cs="Times New Roman"/>
           <w:sz w:val="24"/>
           <w:szCs w:val="24"/>
-          <w:lang w:val="fr-BF" w:eastAsia="fr-BF"/>
+          <w:lang w:eastAsia="fr-BF"/>
         </w:rPr>
         <w:t>. En effet, la solution FITMOD inclut un module de mise en relation géolocalisée, une cabine d'essayage virtuelle avec prise de mesures automatique par intelligence artificielle, ainsi qu'un module de gestion et de suivi des commandes en temps réel.</w:t>
       </w:r>
@@ -8923,7 +8922,7 @@
           <w:rFonts w:ascii="Times New Roman" w:eastAsia="Times New Roman" w:hAnsi="Times New Roman" w:cs="Times New Roman"/>
           <w:sz w:val="24"/>
           <w:szCs w:val="24"/>
-          <w:lang w:val="fr-BF" w:eastAsia="fr-BF"/>
+          <w:lang w:eastAsia="fr-BF"/>
         </w:rPr>
       </w:pPr>
       <w:r>
@@ -8931,8 +8930,9 @@
           <w:rFonts w:ascii="Times New Roman" w:eastAsia="Times New Roman" w:hAnsi="Times New Roman" w:cs="Times New Roman"/>
           <w:sz w:val="24"/>
           <w:szCs w:val="24"/>
-          <w:lang w:val="fr-BF" w:eastAsia="fr-BF"/>
-        </w:rPr>
+          <w:lang w:eastAsia="fr-BF"/>
+        </w:rPr>
+        <w:lastRenderedPageBreak/>
         <w:t xml:space="preserve">Notre démarche a suivi une méthodologie agile, basée sur Scrum, et s'est appuyée sur le formalisme UML pour la modélisation. Pour l'implémentation, nous avons utilisé des technologies avancées telles que Node.js pour le développement de l'API backend, </w:t>
       </w:r>
       <w:proofErr w:type="spellStart"/>
@@ -8941,7 +8941,7 @@
           <w:rFonts w:ascii="Times New Roman" w:eastAsia="Times New Roman" w:hAnsi="Times New Roman" w:cs="Times New Roman"/>
           <w:sz w:val="24"/>
           <w:szCs w:val="24"/>
-          <w:lang w:val="fr-BF" w:eastAsia="fr-BF"/>
+          <w:lang w:eastAsia="fr-BF"/>
         </w:rPr>
         <w:t>React</w:t>
       </w:r>
@@ -8951,7 +8951,7 @@
           <w:rFonts w:ascii="Times New Roman" w:eastAsia="Times New Roman" w:hAnsi="Times New Roman" w:cs="Times New Roman"/>
           <w:sz w:val="24"/>
           <w:szCs w:val="24"/>
-          <w:lang w:val="fr-BF" w:eastAsia="fr-BF"/>
+          <w:lang w:eastAsia="fr-BF"/>
         </w:rPr>
         <w:t xml:space="preserve"> pour le frontend, et </w:t>
       </w:r>
@@ -8961,7 +8961,7 @@
           <w:rFonts w:ascii="Times New Roman" w:eastAsia="Times New Roman" w:hAnsi="Times New Roman" w:cs="Times New Roman"/>
           <w:sz w:val="24"/>
           <w:szCs w:val="24"/>
-          <w:lang w:val="fr-BF" w:eastAsia="fr-BF"/>
+          <w:lang w:eastAsia="fr-BF"/>
         </w:rPr>
         <w:t>MediaPipe</w:t>
       </w:r>
@@ -8971,7 +8971,7 @@
           <w:rFonts w:ascii="Times New Roman" w:eastAsia="Times New Roman" w:hAnsi="Times New Roman" w:cs="Times New Roman"/>
           <w:sz w:val="24"/>
           <w:szCs w:val="24"/>
-          <w:lang w:val="fr-BF" w:eastAsia="fr-BF"/>
+          <w:lang w:eastAsia="fr-BF"/>
         </w:rPr>
         <w:t xml:space="preserve"> Pose associé à Three.js pour le module d'intelligence artificielle. Cette synergie technologique a permis de concevoir une application répondant précisément aux besoins attendus.</w:t>
       </w:r>
@@ -8983,7 +8983,7 @@
           <w:rFonts w:ascii="Times New Roman" w:eastAsia="Times New Roman" w:hAnsi="Times New Roman" w:cs="Times New Roman"/>
           <w:sz w:val="24"/>
           <w:szCs w:val="24"/>
-          <w:lang w:val="fr-BF" w:eastAsia="fr-BF"/>
+          <w:lang w:eastAsia="fr-BF"/>
         </w:rPr>
       </w:pPr>
       <w:r>
@@ -8991,7 +8991,7 @@
           <w:rFonts w:ascii="Times New Roman" w:eastAsia="Times New Roman" w:hAnsi="Times New Roman" w:cs="Times New Roman"/>
           <w:sz w:val="24"/>
           <w:szCs w:val="24"/>
-          <w:lang w:val="fr-BF" w:eastAsia="fr-BF"/>
+          <w:lang w:eastAsia="fr-BF"/>
         </w:rPr>
         <w:t>La solution proposée inclut une cabine d'essayage virtuelle permettant au client de visualiser les modèles du tailleur sur son propre corps via la webcam, avec navigation par gestes de la main. Cette solution ne couvre donc pas, à l'état actuel, les fonctionnalités de paiement en ligne et la livraison à domicile.</w:t>
       </w:r>
@@ -9003,7 +9003,7 @@
           <w:rFonts w:ascii="Times New Roman" w:eastAsia="Times New Roman" w:hAnsi="Times New Roman" w:cs="Times New Roman"/>
           <w:sz w:val="24"/>
           <w:szCs w:val="24"/>
-          <w:lang w:val="fr-BF" w:eastAsia="fr-BF"/>
+          <w:lang w:eastAsia="fr-BF"/>
         </w:rPr>
       </w:pPr>
       <w:r>
@@ -9011,7 +9011,7 @@
           <w:rFonts w:ascii="Times New Roman" w:eastAsia="Times New Roman" w:hAnsi="Times New Roman" w:cs="Times New Roman"/>
           <w:sz w:val="24"/>
           <w:szCs w:val="24"/>
-          <w:lang w:val="fr-BF" w:eastAsia="fr-BF"/>
+          <w:lang w:eastAsia="fr-BF"/>
         </w:rPr>
         <w:t>En perspective, nous projetons d'intégrer un module de paiement mobile (Orange Money, Moov Money) pour les commandes finalisées, puis d'étendre la plateforme à d'autres villes du Burkina Faso et de la sous-région. Dans un futur proche, nous souhaitons améliorer la précision de la prise de mesures automatique et enrichir le catalogue de modèles 3D disponibles pour l'essayage virtuel.</w:t>
       </w:r>
@@ -9033,7 +9033,7 @@
           <w:bCs/>
           <w:sz w:val="24"/>
           <w:szCs w:val="24"/>
-          <w:lang w:val="fr-BF" w:eastAsia="fr-BF"/>
+          <w:lang w:eastAsia="fr-BF"/>
         </w:rPr>
         <w:t>Mots clés :</w:t>
       </w:r>
@@ -9042,7 +9042,7 @@
           <w:rFonts w:ascii="Times New Roman" w:eastAsia="Times New Roman" w:hAnsi="Times New Roman" w:cs="Times New Roman"/>
           <w:sz w:val="24"/>
           <w:szCs w:val="24"/>
-          <w:lang w:val="fr-BF" w:eastAsia="fr-BF"/>
+          <w:lang w:eastAsia="fr-BF"/>
         </w:rPr>
         <w:t xml:space="preserve"> Couture sur mesure, Mise en relation, Cabine d'essayage virtuelle, Intelligence artificielle, </w:t>
       </w:r>
@@ -9052,7 +9052,7 @@
           <w:rFonts w:ascii="Times New Roman" w:eastAsia="Times New Roman" w:hAnsi="Times New Roman" w:cs="Times New Roman"/>
           <w:sz w:val="24"/>
           <w:szCs w:val="24"/>
-          <w:lang w:val="fr-BF" w:eastAsia="fr-BF"/>
+          <w:lang w:eastAsia="fr-BF"/>
         </w:rPr>
         <w:t>MediaPipe</w:t>
       </w:r>
@@ -9062,7 +9062,7 @@
           <w:rFonts w:ascii="Times New Roman" w:eastAsia="Times New Roman" w:hAnsi="Times New Roman" w:cs="Times New Roman"/>
           <w:sz w:val="24"/>
           <w:szCs w:val="24"/>
-          <w:lang w:val="fr-BF" w:eastAsia="fr-BF"/>
+          <w:lang w:eastAsia="fr-BF"/>
         </w:rPr>
         <w:t>, Digitalisation, Burkina Faso</w:t>
       </w:r>
@@ -9736,7 +9736,6 @@
         <w:spacing w:line="360" w:lineRule="auto"/>
       </w:pPr>
       <w:r>
-        <w:lastRenderedPageBreak/>
         <w:t xml:space="preserve">All </w:t>
       </w:r>
       <w:proofErr w:type="spellStart"/>
@@ -9979,7 +9978,11 @@
       </w:r>
       <w:proofErr w:type="spellEnd"/>
       <w:r>
-        <w:t xml:space="preserve"> for the frontend, and </w:t>
+        <w:t xml:space="preserve"> for the frontend, </w:t>
+      </w:r>
+      <w:r>
+        <w:lastRenderedPageBreak/>
+        <w:t xml:space="preserve">and </w:t>
       </w:r>
       <w:proofErr w:type="spellStart"/>
       <w:r>
@@ -10534,7 +10537,7 @@
           <w:rFonts w:ascii="Times New Roman" w:eastAsia="Times New Roman" w:hAnsi="Times New Roman" w:cs="Times New Roman"/>
           <w:sz w:val="24"/>
           <w:szCs w:val="24"/>
-          <w:lang w:val="fr-BF" w:eastAsia="fr-BF"/>
+          <w:lang w:eastAsia="fr-BF"/>
         </w:rPr>
       </w:pPr>
     </w:p>
@@ -10677,6 +10680,7 @@
         <w:pStyle w:val="font-claude-response-body"/>
       </w:pPr>
       <w:r>
+        <w:lastRenderedPageBreak/>
         <w:t>AVANT PROPOS .................................................................................................................. i</w:t>
       </w:r>
     </w:p>
@@ -10882,8 +10886,54 @@
         <w:pStyle w:val="font-claude-response-body"/>
       </w:pPr>
       <w:r>
+        <w:t>2.6 Conclusion ....................................................................................................................... 18</w:t>
+      </w:r>
+    </w:p>
+    <w:p>
+      <w:pPr>
+        <w:pStyle w:val="font-claude-response-body"/>
+      </w:pPr>
+      <w:r>
+        <w:rPr>
+          <w:rStyle w:val="Strong"/>
+        </w:rPr>
+        <w:t>CHAPITRE 3 ANALYSE DES BESOINS</w:t>
+      </w:r>
+      <w:r>
+        <w:t xml:space="preserve"> ....................................................................... 19</w:t>
+      </w:r>
+    </w:p>
+    <w:p>
+      <w:pPr>
+        <w:pStyle w:val="font-claude-response-body"/>
+      </w:pPr>
+      <w:r>
+        <w:t>3.1 Introduction ..................................................................................................................... 19</w:t>
+      </w:r>
+    </w:p>
+    <w:p>
+      <w:pPr>
+        <w:pStyle w:val="font-claude-response-body"/>
+      </w:pPr>
+      <w:r>
+        <w:t>3.2 Capture des besoins ........................................................................................................ 19</w:t>
+      </w:r>
+    </w:p>
+    <w:p>
+      <w:pPr>
+        <w:pStyle w:val="font-claude-response-body"/>
+      </w:pPr>
+      <w:r>
+        <w:t>3.3 Identification des cas d'utilisation ................................................................................... 21</w:t>
+      </w:r>
+    </w:p>
+    <w:p>
+      <w:pPr>
+        <w:pStyle w:val="font-claude-response-body"/>
+      </w:pPr>
+      <w:r>
         <w:lastRenderedPageBreak/>
-        <w:t>2.6 Conclusion ....................................................................................................................... 18</w:t>
+        <w:t>3.4 Diagramme de cas d'utilisation global ............................................................................ 23</w:t>
       </w:r>
     </w:p>
     <w:p>
@@ -10891,13 +10941,53 @@
         <w:pStyle w:val="font-claude-response-body"/>
       </w:pPr>
       <w:r>
+        <w:t>3.5 Définition des besoins ..................................................................................................... 23</w:t>
+      </w:r>
+    </w:p>
+    <w:p>
+      <w:pPr>
+        <w:pStyle w:val="font-claude-response-body"/>
+      </w:pPr>
+      <w:r>
+        <w:t>3.6 Diagramme d'activité ...................................................................................................... 30</w:t>
+      </w:r>
+    </w:p>
+    <w:p>
+      <w:pPr>
+        <w:pStyle w:val="font-claude-response-body"/>
+      </w:pPr>
+      <w:r>
+        <w:t xml:space="preserve">3.7 Product </w:t>
+      </w:r>
+      <w:proofErr w:type="spellStart"/>
+      <w:r>
+        <w:t>backlog</w:t>
+      </w:r>
+      <w:proofErr w:type="spellEnd"/>
+      <w:r>
+        <w:t xml:space="preserve"> ............................................................................................................... 31</w:t>
+      </w:r>
+    </w:p>
+    <w:p>
+      <w:pPr>
+        <w:pStyle w:val="font-claude-response-body"/>
+      </w:pPr>
+      <w:r>
+        <w:t>3.8 Conclusion ....................................................................................................................... 33</w:t>
+      </w:r>
+    </w:p>
+    <w:p>
+      <w:pPr>
+        <w:pStyle w:val="font-claude-response-body"/>
+      </w:pPr>
+      <w:r>
         <w:rPr>
           <w:rStyle w:val="Strong"/>
         </w:rPr>
-        <w:t>CHAPITRE 3 ANALYSE DES BESOINS</w:t>
-      </w:r>
-      <w:r>
-        <w:t xml:space="preserve"> ....................................................................... 19</w:t>
+        <w:t>CHAPITRE 4 ANALYSE DU DOMAINE D'ÉTUDE</w:t>
+      </w:r>
+      <w:r>
+        <w:t xml:space="preserve"> ...................................................... 34</w:t>
       </w:r>
     </w:p>
     <w:p>
@@ -10905,7 +10995,7 @@
         <w:pStyle w:val="font-claude-response-body"/>
       </w:pPr>
       <w:r>
-        <w:t>3.1 Introduction ..................................................................................................................... 19</w:t>
+        <w:t>4.1 Introduction ..................................................................................................................... 34</w:t>
       </w:r>
     </w:p>
     <w:p>
@@ -10913,7 +11003,7 @@
         <w:pStyle w:val="font-claude-response-body"/>
       </w:pPr>
       <w:r>
-        <w:t>3.2 Capture des besoins ........................................................................................................ 19</w:t>
+        <w:t>4.2 Règles de gestion ............................................................................................................. 34</w:t>
       </w:r>
     </w:p>
     <w:p>
@@ -10921,7 +11011,7 @@
         <w:pStyle w:val="font-claude-response-body"/>
       </w:pPr>
       <w:r>
-        <w:t>3.3 Identification des cas d'utilisation ................................................................................... 21</w:t>
+        <w:t>4.3 Identification des classes candidates ............................................................................... 35</w:t>
       </w:r>
     </w:p>
     <w:p>
@@ -10929,7 +11019,7 @@
         <w:pStyle w:val="font-claude-response-body"/>
       </w:pPr>
       <w:r>
-        <w:t>3.4 Diagramme de cas d'utilisation global ............................................................................ 23</w:t>
+        <w:t>4.4 Dictionnaire de données .................................................................................................. 36</w:t>
       </w:r>
     </w:p>
     <w:p>
@@ -10937,7 +11027,7 @@
         <w:pStyle w:val="font-claude-response-body"/>
       </w:pPr>
       <w:r>
-        <w:t>3.5 Définition des besoins ..................................................................................................... 23</w:t>
+        <w:t>4.5 Diagramme de classes ...................................................................................................... 40</w:t>
       </w:r>
     </w:p>
     <w:p>
@@ -10945,7 +11035,7 @@
         <w:pStyle w:val="font-claude-response-body"/>
       </w:pPr>
       <w:r>
-        <w:t>3.6 Diagramme d'activité ...................................................................................................... 30</w:t>
+        <w:t>4.6 Diagramme d'états-transitions ........................................................................................ 44</w:t>
       </w:r>
     </w:p>
     <w:p>
@@ -10953,15 +11043,7 @@
         <w:pStyle w:val="font-claude-response-body"/>
       </w:pPr>
       <w:r>
-        <w:t xml:space="preserve">3.7 Product </w:t>
-      </w:r>
-      <w:proofErr w:type="spellStart"/>
-      <w:r>
-        <w:t>backlog</w:t>
-      </w:r>
-      <w:proofErr w:type="spellEnd"/>
-      <w:r>
-        <w:t xml:space="preserve"> ............................................................................................................... 31</w:t>
+        <w:t>4.7 Conclusion ....................................................................................................................... 45</w:t>
       </w:r>
     </w:p>
     <w:p>
@@ -10969,7 +11051,13 @@
         <w:pStyle w:val="font-claude-response-body"/>
       </w:pPr>
       <w:r>
-        <w:t>3.8 Conclusion ....................................................................................................................... 33</w:t>
+        <w:rPr>
+          <w:rStyle w:val="Strong"/>
+        </w:rPr>
+        <w:t>CHAPITRE 5 ANALYSE ARCHITECTURALE</w:t>
+      </w:r>
+      <w:r>
+        <w:t xml:space="preserve"> .............................................................. 46</w:t>
       </w:r>
     </w:p>
     <w:p>
@@ -10977,13 +11065,69 @@
         <w:pStyle w:val="font-claude-response-body"/>
       </w:pPr>
       <w:r>
+        <w:t>5.1 Introduction ..................................................................................................................... 46</w:t>
+      </w:r>
+    </w:p>
+    <w:p>
+      <w:pPr>
+        <w:pStyle w:val="font-claude-response-body"/>
+      </w:pPr>
+      <w:r>
+        <w:t>5.2 Besoins non fonctionnels ................................................................................................ 46</w:t>
+      </w:r>
+    </w:p>
+    <w:p>
+      <w:pPr>
+        <w:pStyle w:val="font-claude-response-body"/>
+      </w:pPr>
+      <w:r>
+        <w:t>5.3 Architecture logicielle ..................................................................................................... 47</w:t>
+      </w:r>
+    </w:p>
+    <w:p>
+      <w:pPr>
+        <w:pStyle w:val="font-claude-response-body"/>
+      </w:pPr>
+      <w:r>
+        <w:t>5.4 Décomposition du système ............................................................................................. 49</w:t>
+      </w:r>
+    </w:p>
+    <w:p>
+      <w:pPr>
+        <w:pStyle w:val="font-claude-response-body"/>
+      </w:pPr>
+      <w:r>
+        <w:t>5.5 Architecture de déploiement ........................................................................................... 51</w:t>
+      </w:r>
+    </w:p>
+    <w:p>
+      <w:pPr>
+        <w:pStyle w:val="font-claude-response-body"/>
+      </w:pPr>
+      <w:r>
+        <w:t>5.6 Estimation du coût de développement ............................................................................ 52</w:t>
+      </w:r>
+    </w:p>
+    <w:p>
+      <w:pPr>
+        <w:pStyle w:val="font-claude-response-body"/>
+      </w:pPr>
+      <w:r>
+        <w:t>5.7 Conclusion ....................................................................................................................... 54</w:t>
+      </w:r>
+    </w:p>
+    <w:p>
+      <w:pPr>
+        <w:pStyle w:val="font-claude-response-body"/>
+      </w:pPr>
+      <w:r>
         <w:rPr>
           <w:rStyle w:val="Strong"/>
         </w:rPr>
-        <w:t>CHAPITRE 4 ANALYSE DU DOMAINE D'ÉTUDE</w:t>
-      </w:r>
-      <w:r>
-        <w:t xml:space="preserve"> ...................................................... 34</w:t>
+        <w:t>CHAPITRE 6 CONCEPTION DE LA SOLUTION</w:t>
+      </w:r>
+      <w:r>
+        <w:t xml:space="preserve"> ......................................................... 56</w:t>
       </w:r>
     </w:p>
     <w:p>
@@ -10991,7 +11135,7 @@
         <w:pStyle w:val="font-claude-response-body"/>
       </w:pPr>
       <w:r>
-        <w:t>4.1 Introduction ..................................................................................................................... 34</w:t>
+        <w:t>6.1 Introduction ..................................................................................................................... 56</w:t>
       </w:r>
     </w:p>
     <w:p>
@@ -10999,7 +11143,7 @@
         <w:pStyle w:val="font-claude-response-body"/>
       </w:pPr>
       <w:r>
-        <w:t>4.2 Règles de gestion ............................................................................................................. 34</w:t>
+        <w:t>6.2 Diagramme de classes d'application ............................................................................... 56</w:t>
       </w:r>
     </w:p>
     <w:p>
@@ -11007,7 +11151,7 @@
         <w:pStyle w:val="font-claude-response-body"/>
       </w:pPr>
       <w:r>
-        <w:t>4.3 Identification des classes candidates ............................................................................... 35</w:t>
+        <w:t>6.3 Diagramme de séquence d'application ............................................................................ 60</w:t>
       </w:r>
     </w:p>
     <w:p>
@@ -11015,7 +11159,7 @@
         <w:pStyle w:val="font-claude-response-body"/>
       </w:pPr>
       <w:r>
-        <w:t>4.4 Dictionnaire de données .................................................................................................. 36</w:t>
+        <w:t>6.4 Schéma de la base de données ........................................................................................ 63</w:t>
       </w:r>
     </w:p>
     <w:p>
@@ -11023,7 +11167,8 @@
         <w:pStyle w:val="font-claude-response-body"/>
       </w:pPr>
       <w:r>
-        <w:t>4.5 Diagramme de classes ...................................................................................................... 40</w:t>
+        <w:lastRenderedPageBreak/>
+        <w:t>6.5 Conclusion ....................................................................................................................... 64</w:t>
       </w:r>
     </w:p>
     <w:p>
@@ -11031,7 +11176,13 @@
         <w:pStyle w:val="font-claude-response-body"/>
       </w:pPr>
       <w:r>
-        <w:t>4.6 Diagramme d'états-transitions ........................................................................................ 44</w:t>
+        <w:rPr>
+          <w:rStyle w:val="Strong"/>
+        </w:rPr>
+        <w:t>CHAPITRE 7 RÉALISATION ET BILAN</w:t>
+      </w:r>
+      <w:r>
+        <w:t xml:space="preserve"> ....................................................................... 65</w:t>
       </w:r>
     </w:p>
     <w:p>
@@ -11039,7 +11190,7 @@
         <w:pStyle w:val="font-claude-response-body"/>
       </w:pPr>
       <w:r>
-        <w:t>4.7 Conclusion ....................................................................................................................... 45</w:t>
+        <w:t>7.1 Introduction ..................................................................................................................... 65</w:t>
       </w:r>
     </w:p>
     <w:p>
@@ -11047,13 +11198,7 @@
         <w:pStyle w:val="font-claude-response-body"/>
       </w:pPr>
       <w:r>
-        <w:rPr>
-          <w:rStyle w:val="Strong"/>
-        </w:rPr>
-        <w:t>CHAPITRE 5 ANALYSE ARCHITECTURALE</w:t>
-      </w:r>
-      <w:r>
-        <w:t xml:space="preserve"> .............................................................. 46</w:t>
+        <w:t>7.2 Réalisation ....................................................................................................................... 65</w:t>
       </w:r>
     </w:p>
     <w:p>
@@ -11061,7 +11206,7 @@
         <w:pStyle w:val="font-claude-response-body"/>
       </w:pPr>
       <w:r>
-        <w:t>5.1 Introduction ..................................................................................................................... 46</w:t>
+        <w:t>7.3 Bilan de réalisation .......................................................................................................... 69</w:t>
       </w:r>
     </w:p>
     <w:p>
@@ -11069,7 +11214,7 @@
         <w:pStyle w:val="font-claude-response-body"/>
       </w:pPr>
       <w:r>
-        <w:t>5.2 Besoins non fonctionnels ................................................................................................ 46</w:t>
+        <w:t>7.4 Conclusion ....................................................................................................................... 72</w:t>
       </w:r>
     </w:p>
     <w:p>
@@ -11077,7 +11222,7 @@
         <w:pStyle w:val="font-claude-response-body"/>
       </w:pPr>
       <w:r>
-        <w:t>5.3 Architecture logicielle ..................................................................................................... 47</w:t>
+        <w:t>CONCLUSION GÉNÉRALE ............................................................................................... 73</w:t>
       </w:r>
     </w:p>
     <w:p>
@@ -11085,7 +11230,7 @@
         <w:pStyle w:val="font-claude-response-body"/>
       </w:pPr>
       <w:r>
-        <w:t>5.4 Décomposition du système ............................................................................................. 49</w:t>
+        <w:t>LISTE DES RÉFÉRENCES BIBLIOGRAPHIQUES .......................................................... 74</w:t>
       </w:r>
     </w:p>
     <w:p>
@@ -11093,7 +11238,7 @@
         <w:pStyle w:val="font-claude-response-body"/>
       </w:pPr>
       <w:r>
-        <w:t>5.5 Architecture de déploiement ........................................................................................... 51</w:t>
+        <w:t>BIBLIOGRAPHIE ................................................................................................................ 74</w:t>
       </w:r>
     </w:p>
     <w:p>
@@ -11101,7 +11246,7 @@
         <w:pStyle w:val="font-claude-response-body"/>
       </w:pPr>
       <w:r>
-        <w:t>5.6 Estimation du coût de développement ............................................................................ 52</w:t>
+        <w:t>MÉDIAGRAPHIE ................................................................................................................ 74</w:t>
       </w:r>
     </w:p>
     <w:p>
@@ -11109,7 +11254,7 @@
         <w:pStyle w:val="font-claude-response-body"/>
       </w:pPr>
       <w:r>
-        <w:t>5.7 Conclusion ....................................................................................................................... 54</w:t>
+        <w:t>ANNEXE 1 ........................................................................................................................... 75</w:t>
       </w:r>
     </w:p>
     <w:p>
@@ -11117,14 +11262,7 @@
         <w:pStyle w:val="font-claude-response-body"/>
       </w:pPr>
       <w:r>
-        <w:rPr>
-          <w:rStyle w:val="Strong"/>
-        </w:rPr>
-        <w:lastRenderedPageBreak/>
-        <w:t>CHAPITRE 6 CONCEPTION DE LA SOLUTION</w:t>
-      </w:r>
-      <w:r>
-        <w:t xml:space="preserve"> ......................................................... 56</w:t>
+        <w:t>ANNEXE 2 ........................................................................................................................... 76</w:t>
       </w:r>
     </w:p>
     <w:p>
@@ -11132,7 +11270,7 @@
         <w:pStyle w:val="font-claude-response-body"/>
       </w:pPr>
       <w:r>
-        <w:t>6.1 Introduction ..................................................................................................................... 56</w:t>
+        <w:t>ANNEXE 3 ........................................................................................................................... 76</w:t>
       </w:r>
     </w:p>
     <w:p>
@@ -11140,7 +11278,7 @@
         <w:pStyle w:val="font-claude-response-body"/>
       </w:pPr>
       <w:r>
-        <w:t>6.2 Diagramme de classes d'application ............................................................................... 56</w:t>
+        <w:t>ANNEXE 4 ........................................................................................................................... 77</w:t>
       </w:r>
     </w:p>
     <w:p>
@@ -11148,140 +11286,6 @@
         <w:pStyle w:val="font-claude-response-body"/>
       </w:pPr>
       <w:r>
-        <w:t>6.3 Diagramme de séquence d'application ............................................................................ 60</w:t>
-      </w:r>
-    </w:p>
-    <w:p>
-      <w:pPr>
-        <w:pStyle w:val="font-claude-response-body"/>
-      </w:pPr>
-      <w:r>
-        <w:t>6.4 Schéma de la base de données ........................................................................................ 63</w:t>
-      </w:r>
-    </w:p>
-    <w:p>
-      <w:pPr>
-        <w:pStyle w:val="font-claude-response-body"/>
-      </w:pPr>
-      <w:r>
-        <w:t>6.5 Conclusion ....................................................................................................................... 64</w:t>
-      </w:r>
-    </w:p>
-    <w:p>
-      <w:pPr>
-        <w:pStyle w:val="font-claude-response-body"/>
-      </w:pPr>
-      <w:r>
-        <w:rPr>
-          <w:rStyle w:val="Strong"/>
-        </w:rPr>
-        <w:t>CHAPITRE 7 RÉALISATION ET BILAN</w:t>
-      </w:r>
-      <w:r>
-        <w:t xml:space="preserve"> ....................................................................... 65</w:t>
-      </w:r>
-    </w:p>
-    <w:p>
-      <w:pPr>
-        <w:pStyle w:val="font-claude-response-body"/>
-      </w:pPr>
-      <w:r>
-        <w:t>7.1 Introduction ..................................................................................................................... 65</w:t>
-      </w:r>
-    </w:p>
-    <w:p>
-      <w:pPr>
-        <w:pStyle w:val="font-claude-response-body"/>
-      </w:pPr>
-      <w:r>
-        <w:t>7.2 Réalisation ....................................................................................................................... 65</w:t>
-      </w:r>
-    </w:p>
-    <w:p>
-      <w:pPr>
-        <w:pStyle w:val="font-claude-response-body"/>
-      </w:pPr>
-      <w:r>
-        <w:t>7.3 Bilan de réalisation .......................................................................................................... 69</w:t>
-      </w:r>
-    </w:p>
-    <w:p>
-      <w:pPr>
-        <w:pStyle w:val="font-claude-response-body"/>
-      </w:pPr>
-      <w:r>
-        <w:t>7.4 Conclusion ....................................................................................................................... 72</w:t>
-      </w:r>
-    </w:p>
-    <w:p>
-      <w:pPr>
-        <w:pStyle w:val="font-claude-response-body"/>
-      </w:pPr>
-      <w:r>
-        <w:t>CONCLUSION GÉNÉRALE ............................................................................................... 73</w:t>
-      </w:r>
-    </w:p>
-    <w:p>
-      <w:pPr>
-        <w:pStyle w:val="font-claude-response-body"/>
-      </w:pPr>
-      <w:r>
-        <w:t>LISTE DES RÉFÉRENCES BIBLIOGRAPHIQUES .......................................................... 74</w:t>
-      </w:r>
-    </w:p>
-    <w:p>
-      <w:pPr>
-        <w:pStyle w:val="font-claude-response-body"/>
-      </w:pPr>
-      <w:r>
-        <w:t>BIBLIOGRAPHIE ................................................................................................................ 74</w:t>
-      </w:r>
-    </w:p>
-    <w:p>
-      <w:pPr>
-        <w:pStyle w:val="font-claude-response-body"/>
-      </w:pPr>
-      <w:r>
-        <w:t>MÉDIAGRAPHIE ................................................................................................................ 74</w:t>
-      </w:r>
-    </w:p>
-    <w:p>
-      <w:pPr>
-        <w:pStyle w:val="font-claude-response-body"/>
-      </w:pPr>
-      <w:r>
-        <w:t>ANNEXE 1 ........................................................................................................................... 75</w:t>
-      </w:r>
-    </w:p>
-    <w:p>
-      <w:pPr>
-        <w:pStyle w:val="font-claude-response-body"/>
-      </w:pPr>
-      <w:r>
-        <w:t>ANNEXE 2 ........................................................................................................................... 76</w:t>
-      </w:r>
-    </w:p>
-    <w:p>
-      <w:pPr>
-        <w:pStyle w:val="font-claude-response-body"/>
-      </w:pPr>
-      <w:r>
-        <w:t>ANNEXE 3 ........................................................................................................................... 76</w:t>
-      </w:r>
-    </w:p>
-    <w:p>
-      <w:pPr>
-        <w:pStyle w:val="font-claude-response-body"/>
-      </w:pPr>
-      <w:r>
-        <w:t>ANNEXE 4 ........................................................................................................................... 77</w:t>
-      </w:r>
-    </w:p>
-    <w:p>
-      <w:pPr>
-        <w:pStyle w:val="font-claude-response-body"/>
-      </w:pPr>
-      <w:r>
         <w:t>ANNEXE 5 ........................................................................................................................... 77</w:t>
       </w:r>
     </w:p>
@@ -11292,7 +11296,7 @@
           <w:rFonts w:ascii="Times New Roman" w:eastAsia="Times New Roman" w:hAnsi="Times New Roman" w:cs="Times New Roman"/>
           <w:sz w:val="24"/>
           <w:szCs w:val="24"/>
-          <w:lang w:val="fr-BF" w:eastAsia="fr-BF"/>
+          <w:lang w:eastAsia="fr-BF"/>
         </w:rPr>
       </w:pPr>
       <w:r>
@@ -11300,7 +11304,7 @@
           <w:rFonts w:ascii="Times New Roman" w:eastAsia="Times New Roman" w:hAnsi="Times New Roman" w:cs="Times New Roman"/>
           <w:sz w:val="24"/>
           <w:szCs w:val="24"/>
-          <w:lang w:val="fr-BF" w:eastAsia="fr-BF"/>
+          <w:lang w:eastAsia="fr-BF"/>
         </w:rPr>
         <w:t>ANNEXE 6 ........................................................................................................................... 78</w:t>
       </w:r>
@@ -11312,7 +11316,7 @@
           <w:rFonts w:ascii="Times New Roman" w:eastAsia="Times New Roman" w:hAnsi="Times New Roman" w:cs="Times New Roman"/>
           <w:sz w:val="24"/>
           <w:szCs w:val="24"/>
-          <w:lang w:val="fr-BF" w:eastAsia="fr-BF"/>
+          <w:lang w:eastAsia="fr-BF"/>
         </w:rPr>
       </w:pPr>
     </w:p>
@@ -11323,7 +11327,7 @@
           <w:rFonts w:ascii="Times New Roman" w:eastAsia="Times New Roman" w:hAnsi="Times New Roman" w:cs="Times New Roman"/>
           <w:sz w:val="24"/>
           <w:szCs w:val="24"/>
-          <w:lang w:val="fr-BF" w:eastAsia="fr-BF"/>
+          <w:lang w:eastAsia="fr-BF"/>
         </w:rPr>
       </w:pPr>
     </w:p>
@@ -11334,7 +11338,7 @@
           <w:rFonts w:ascii="Times New Roman" w:eastAsia="Times New Roman" w:hAnsi="Times New Roman" w:cs="Times New Roman"/>
           <w:sz w:val="24"/>
           <w:szCs w:val="24"/>
-          <w:lang w:val="fr-BF" w:eastAsia="fr-BF"/>
+          <w:lang w:eastAsia="fr-BF"/>
         </w:rPr>
       </w:pPr>
     </w:p>
@@ -11345,7 +11349,7 @@
           <w:rFonts w:ascii="Times New Roman" w:eastAsia="Times New Roman" w:hAnsi="Times New Roman" w:cs="Times New Roman"/>
           <w:sz w:val="24"/>
           <w:szCs w:val="24"/>
-          <w:lang w:val="fr-BF" w:eastAsia="fr-BF"/>
+          <w:lang w:eastAsia="fr-BF"/>
         </w:rPr>
       </w:pPr>
     </w:p>
@@ -11356,7 +11360,7 @@
           <w:rFonts w:ascii="Times New Roman" w:eastAsia="Times New Roman" w:hAnsi="Times New Roman" w:cs="Times New Roman"/>
           <w:sz w:val="24"/>
           <w:szCs w:val="24"/>
-          <w:lang w:val="fr-BF" w:eastAsia="fr-BF"/>
+          <w:lang w:eastAsia="fr-BF"/>
         </w:rPr>
       </w:pPr>
     </w:p>
@@ -11367,7 +11371,7 @@
           <w:rFonts w:ascii="Times New Roman" w:eastAsia="Times New Roman" w:hAnsi="Times New Roman" w:cs="Times New Roman"/>
           <w:sz w:val="24"/>
           <w:szCs w:val="24"/>
-          <w:lang w:val="fr-BF" w:eastAsia="fr-BF"/>
+          <w:lang w:eastAsia="fr-BF"/>
         </w:rPr>
       </w:pPr>
     </w:p>
@@ -11378,7 +11382,7 @@
           <w:rFonts w:ascii="Times New Roman" w:eastAsia="Times New Roman" w:hAnsi="Times New Roman" w:cs="Times New Roman"/>
           <w:sz w:val="24"/>
           <w:szCs w:val="24"/>
-          <w:lang w:val="fr-BF" w:eastAsia="fr-BF"/>
+          <w:lang w:eastAsia="fr-BF"/>
         </w:rPr>
       </w:pPr>
     </w:p>
@@ -11389,7 +11393,7 @@
           <w:rFonts w:ascii="Times New Roman" w:eastAsia="Times New Roman" w:hAnsi="Times New Roman" w:cs="Times New Roman"/>
           <w:sz w:val="24"/>
           <w:szCs w:val="24"/>
-          <w:lang w:val="fr-BF" w:eastAsia="fr-BF"/>
+          <w:lang w:eastAsia="fr-BF"/>
         </w:rPr>
       </w:pPr>
     </w:p>
@@ -11400,7 +11404,7 @@
           <w:rFonts w:ascii="Times New Roman" w:eastAsia="Times New Roman" w:hAnsi="Times New Roman" w:cs="Times New Roman"/>
           <w:sz w:val="24"/>
           <w:szCs w:val="24"/>
-          <w:lang w:val="fr-BF" w:eastAsia="fr-BF"/>
+          <w:lang w:eastAsia="fr-BF"/>
         </w:rPr>
       </w:pPr>
     </w:p>
@@ -11411,7 +11415,7 @@
           <w:rFonts w:ascii="Times New Roman" w:eastAsia="Times New Roman" w:hAnsi="Times New Roman" w:cs="Times New Roman"/>
           <w:sz w:val="24"/>
           <w:szCs w:val="24"/>
-          <w:lang w:val="fr-BF" w:eastAsia="fr-BF"/>
+          <w:lang w:eastAsia="fr-BF"/>
         </w:rPr>
       </w:pPr>
     </w:p>
@@ -11422,7 +11426,7 @@
           <w:rFonts w:ascii="Times New Roman" w:eastAsia="Times New Roman" w:hAnsi="Times New Roman" w:cs="Times New Roman"/>
           <w:sz w:val="24"/>
           <w:szCs w:val="24"/>
-          <w:lang w:val="fr-BF" w:eastAsia="fr-BF"/>
+          <w:lang w:eastAsia="fr-BF"/>
         </w:rPr>
       </w:pPr>
     </w:p>
@@ -11478,6 +11482,7 @@
         <w:pStyle w:val="font-claude-response-body"/>
       </w:pPr>
       <w:r>
+        <w:lastRenderedPageBreak/>
         <w:t>Tableau 4 : Identification des cas d'utilisation ..................................................................... 21</w:t>
       </w:r>
     </w:p>
@@ -11686,47 +11691,47 @@
         <w:pStyle w:val="font-claude-response-body"/>
       </w:pPr>
       <w:r>
+        <w:t>Tableau 25 : La couche contrôle ........................................................................................... 50</w:t>
+      </w:r>
+    </w:p>
+    <w:p>
+      <w:pPr>
+        <w:pStyle w:val="font-claude-response-body"/>
+      </w:pPr>
+      <w:r>
+        <w:t>Tableau 26 : La couche service ............................................................................................. 50</w:t>
+      </w:r>
+    </w:p>
+    <w:p>
+      <w:pPr>
+        <w:pStyle w:val="font-claude-response-body"/>
+      </w:pPr>
+      <w:r>
+        <w:t>Tableau 27 : La couche modèle ............................................................................................. 51</w:t>
+      </w:r>
+    </w:p>
+    <w:p>
+      <w:pPr>
+        <w:pStyle w:val="font-claude-response-body"/>
+      </w:pPr>
+      <w:r>
+        <w:t>Tableau 28 : La couche DAO / Repository ............................................................................ 51</w:t>
+      </w:r>
+    </w:p>
+    <w:p>
+      <w:pPr>
+        <w:pStyle w:val="font-claude-response-body"/>
+      </w:pPr>
+      <w:r>
+        <w:t>Tableau 29 : Niveau de complexité des unités d'œuvre ........................................................ 53</w:t>
+      </w:r>
+    </w:p>
+    <w:p>
+      <w:pPr>
+        <w:pStyle w:val="font-claude-response-body"/>
+      </w:pPr>
+      <w:r>
         <w:lastRenderedPageBreak/>
-        <w:t>Tableau 25 : La couche contrôle ........................................................................................... 50</w:t>
-      </w:r>
-    </w:p>
-    <w:p>
-      <w:pPr>
-        <w:pStyle w:val="font-claude-response-body"/>
-      </w:pPr>
-      <w:r>
-        <w:t>Tableau 26 : La couche service ............................................................................................. 50</w:t>
-      </w:r>
-    </w:p>
-    <w:p>
-      <w:pPr>
-        <w:pStyle w:val="font-claude-response-body"/>
-      </w:pPr>
-      <w:r>
-        <w:t>Tableau 27 : La couche modèle ............................................................................................. 51</w:t>
-      </w:r>
-    </w:p>
-    <w:p>
-      <w:pPr>
-        <w:pStyle w:val="font-claude-response-body"/>
-      </w:pPr>
-      <w:r>
-        <w:t>Tableau 28 : La couche DAO / Repository ............................................................................ 51</w:t>
-      </w:r>
-    </w:p>
-    <w:p>
-      <w:pPr>
-        <w:pStyle w:val="font-claude-response-body"/>
-      </w:pPr>
-      <w:r>
-        <w:t>Tableau 29 : Niveau de complexité des unités d'œuvre ........................................................ 53</w:t>
-      </w:r>
-    </w:p>
-    <w:p>
-      <w:pPr>
-        <w:pStyle w:val="font-claude-response-body"/>
-      </w:pPr>
-      <w:r>
         <w:t>Tableau 30 : Calcul du PFB .................................................................................................. 54</w:t>
       </w:r>
     </w:p>
@@ -11737,7 +11742,7 @@
           <w:rFonts w:ascii="Times New Roman" w:eastAsia="Times New Roman" w:hAnsi="Times New Roman" w:cs="Times New Roman"/>
           <w:sz w:val="24"/>
           <w:szCs w:val="24"/>
-          <w:lang w:val="fr-BF" w:eastAsia="fr-BF"/>
+          <w:lang w:eastAsia="fr-BF"/>
         </w:rPr>
       </w:pPr>
     </w:p>
@@ -11797,8 +11802,56 @@
         <w:pStyle w:val="font-claude-response-body"/>
       </w:pPr>
       <w:r>
+        <w:t>Figure 1 : Organigramme actuel de l'administration de l'ESI ............................................... 3</w:t>
+      </w:r>
+    </w:p>
+    <w:p>
+      <w:pPr>
+        <w:pStyle w:val="font-claude-response-body"/>
+      </w:pPr>
+      <w:r>
+        <w:t>Figure 2 : Organigramme de la structure d'accueil ................................................................ 5</w:t>
+      </w:r>
+    </w:p>
+    <w:p>
+      <w:pPr>
+        <w:pStyle w:val="font-claude-response-body"/>
+      </w:pPr>
+      <w:r>
+        <w:t>Figure 3 : Diagramme de Gantt du planning prévisionnel ..................................................... 9</w:t>
+      </w:r>
+    </w:p>
+    <w:p>
+      <w:pPr>
+        <w:pStyle w:val="font-claude-response-body"/>
+      </w:pPr>
+      <w:r>
+        <w:t>Figure 4 : Diagramme de cas d'utilisation global .................................................................. 23</w:t>
+      </w:r>
+    </w:p>
+    <w:p>
+      <w:pPr>
+        <w:pStyle w:val="font-claude-response-body"/>
+      </w:pPr>
+      <w:r>
+        <w:t>Figure 5 : Diagramme de séquence « Rechercher un tailleur » ............................................. 25</w:t>
+      </w:r>
+    </w:p>
+    <w:p>
+      <w:pPr>
+        <w:pStyle w:val="font-claude-response-body"/>
+      </w:pPr>
+      <w:r>
+        <w:t>Figure 6 : Diagramme de séquence « Prendre ses mesures automatiquement (mode webcam) » ...... 27</w:t>
+      </w:r>
+    </w:p>
+    <w:p>
+      <w:pPr>
+        <w:pStyle w:val="font-claude-response-body"/>
+      </w:pPr>
+      <w:r>
         <w:lastRenderedPageBreak/>
-        <w:t>Figure 1 : Organigramme actuel de l'administration de l'ESI ............................................... 3</w:t>
+        <w:t>Figure 7 : Diagramme de séquence « Prendre ses mesures automatiquement (mode photo) » ........ 28</w:t>
       </w:r>
     </w:p>
     <w:p>
@@ -11806,7 +11859,7 @@
         <w:pStyle w:val="font-claude-response-body"/>
       </w:pPr>
       <w:r>
-        <w:t>Figure 2 : Organigramme de la structure d'accueil ................................................................ 5</w:t>
+        <w:t>Figure 8 : Diagramme de séquence « Essayer un modèle en cabine virtuelle » ..................... 29</w:t>
       </w:r>
     </w:p>
     <w:p>
@@ -11814,7 +11867,7 @@
         <w:pStyle w:val="font-claude-response-body"/>
       </w:pPr>
       <w:r>
-        <w:t>Figure 3 : Diagramme de Gantt du planning prévisionnel ..................................................... 9</w:t>
+        <w:t>Figure 9 : Diagramme de séquence « Passer une commande » ............................................. 30</w:t>
       </w:r>
     </w:p>
     <w:p>
@@ -11822,7 +11875,7 @@
         <w:pStyle w:val="font-claude-response-body"/>
       </w:pPr>
       <w:r>
-        <w:t>Figure 4 : Diagramme de cas d'utilisation global .................................................................. 23</w:t>
+        <w:t>Figure 10 : Diagramme d'activité du flux complet client ...................................................... 31</w:t>
       </w:r>
     </w:p>
     <w:p>
@@ -11830,7 +11883,7 @@
         <w:pStyle w:val="font-claude-response-body"/>
       </w:pPr>
       <w:r>
-        <w:t>Figure 5 : Diagramme de séquence « Rechercher un tailleur » ............................................. 25</w:t>
+        <w:t>Figure 11 : Diagramme de classes du package Utilisateur .................................................... 41</w:t>
       </w:r>
     </w:p>
     <w:p>
@@ -11838,7 +11891,7 @@
         <w:pStyle w:val="font-claude-response-body"/>
       </w:pPr>
       <w:r>
-        <w:t>Figure 6 : Diagramme de séquence « Prendre ses mesures automatiquement (mode webcam) » ...... 27</w:t>
+        <w:t>Figure 12 : Diagramme de classes du package Tailleur ........................................................ 41</w:t>
       </w:r>
     </w:p>
     <w:p>
@@ -11846,7 +11899,7 @@
         <w:pStyle w:val="font-claude-response-body"/>
       </w:pPr>
       <w:r>
-        <w:t>Figure 7 : Diagramme de séquence « Prendre ses mesures automatiquement (mode photo) » ........ 28</w:t>
+        <w:t>Figure 13 : Diagramme de classes du package Catalogue ..................................................... 42</w:t>
       </w:r>
     </w:p>
     <w:p>
@@ -11854,7 +11907,7 @@
         <w:pStyle w:val="font-claude-response-body"/>
       </w:pPr>
       <w:r>
-        <w:t>Figure 8 : Diagramme de séquence « Essayer un modèle en cabine virtuelle » ..................... 29</w:t>
+        <w:t>Figure 14 : Diagramme de classes du package Commande ................................................... 42</w:t>
       </w:r>
     </w:p>
     <w:p>
@@ -11862,7 +11915,7 @@
         <w:pStyle w:val="font-claude-response-body"/>
       </w:pPr>
       <w:r>
-        <w:t>Figure 9 : Diagramme de séquence « Passer une commande » ............................................. 30</w:t>
+        <w:t>Figure 15 : Diagramme de classes du package Messagerie ................................................... 43</w:t>
       </w:r>
     </w:p>
     <w:p>
@@ -11870,7 +11923,7 @@
         <w:pStyle w:val="font-claude-response-body"/>
       </w:pPr>
       <w:r>
-        <w:t>Figure 10 : Diagramme d'activité du flux complet client ...................................................... 31</w:t>
+        <w:t>Figure 16 : Diagramme de classes global .............................................................................. 43</w:t>
       </w:r>
     </w:p>
     <w:p>
@@ -11878,7 +11931,7 @@
         <w:pStyle w:val="font-claude-response-body"/>
       </w:pPr>
       <w:r>
-        <w:t>Figure 11 : Diagramme de classes du package Utilisateur .................................................... 41</w:t>
+        <w:t>Figure 17 : Diagramme d'états-transitions de la Commande ................................................ 44</w:t>
       </w:r>
     </w:p>
     <w:p>
@@ -11886,7 +11939,15 @@
         <w:pStyle w:val="font-claude-response-body"/>
       </w:pPr>
       <w:r>
-        <w:t>Figure 12 : Diagramme de classes du package Tailleur ........................................................ 41</w:t>
+        <w:t xml:space="preserve">Figure 18 : Diagramme d'états-transitions du </w:t>
+      </w:r>
+      <w:proofErr w:type="spellStart"/>
+      <w:r>
+        <w:t>Modele</w:t>
+      </w:r>
+      <w:proofErr w:type="spellEnd"/>
+      <w:r>
+        <w:t xml:space="preserve"> .......................................................... 45</w:t>
       </w:r>
     </w:p>
     <w:p>
@@ -11894,7 +11955,7 @@
         <w:pStyle w:val="font-claude-response-body"/>
       </w:pPr>
       <w:r>
-        <w:t>Figure 13 : Diagramme de classes du package Catalogue ..................................................... 42</w:t>
+        <w:t>Figure 19 : Architecture logicielle ........................................................................................ 48</w:t>
       </w:r>
     </w:p>
     <w:p>
@@ -11902,7 +11963,7 @@
         <w:pStyle w:val="font-claude-response-body"/>
       </w:pPr>
       <w:r>
-        <w:t>Figure 14 : Diagramme de classes du package Commande ................................................... 42</w:t>
+        <w:t>Figure 20 : Diagramme de déploiement ................................................................................. 51</w:t>
       </w:r>
     </w:p>
     <w:p>
@@ -11910,7 +11971,7 @@
         <w:pStyle w:val="font-claude-response-body"/>
       </w:pPr>
       <w:r>
-        <w:t>Figure 15 : Diagramme de classes du package Messagerie ................................................... 43</w:t>
+        <w:t>Figure 21 : Diagramme de classes d'application du sprint 1 ................................................. 56</w:t>
       </w:r>
     </w:p>
     <w:p>
@@ -11918,7 +11979,7 @@
         <w:pStyle w:val="font-claude-response-body"/>
       </w:pPr>
       <w:r>
-        <w:t>Figure 16 : Diagramme de classes global .............................................................................. 43</w:t>
+        <w:t>Figure 22 : Partie 1 du diagramme de classes d'application du sprint 2 ............................... 57</w:t>
       </w:r>
     </w:p>
     <w:p>
@@ -11926,7 +11987,7 @@
         <w:pStyle w:val="font-claude-response-body"/>
       </w:pPr>
       <w:r>
-        <w:t>Figure 17 : Diagramme d'états-transitions de la Commande ................................................ 44</w:t>
+        <w:t>Figure 23 : Partie 2 du diagramme de classes d'application du sprint 2 ............................... 58</w:t>
       </w:r>
     </w:p>
     <w:p>
@@ -11934,15 +11995,7 @@
         <w:pStyle w:val="font-claude-response-body"/>
       </w:pPr>
       <w:r>
-        <w:t xml:space="preserve">Figure 18 : Diagramme d'états-transitions du </w:t>
-      </w:r>
-      <w:proofErr w:type="spellStart"/>
-      <w:r>
-        <w:t>Modele</w:t>
-      </w:r>
-      <w:proofErr w:type="spellEnd"/>
-      <w:r>
-        <w:t xml:space="preserve"> .......................................................... 45</w:t>
+        <w:t>Figure 24 : Diagramme de classes d'application du sprint 3 ................................................. 59</w:t>
       </w:r>
     </w:p>
     <w:p>
@@ -11950,7 +12003,7 @@
         <w:pStyle w:val="font-claude-response-body"/>
       </w:pPr>
       <w:r>
-        <w:t>Figure 19 : Architecture logicielle ........................................................................................ 48</w:t>
+        <w:t>Figure 25 : Diagramme de classes d'application du sprint 4 ................................................. 59</w:t>
       </w:r>
     </w:p>
     <w:p>
@@ -11958,7 +12011,7 @@
         <w:pStyle w:val="font-claude-response-body"/>
       </w:pPr>
       <w:r>
-        <w:t>Figure 20 : Diagramme de déploiement ................................................................................. 51</w:t>
+        <w:t>Figure 26 : Diagramme de séquence d'application de « s'authentifier » ............................... 60</w:t>
       </w:r>
     </w:p>
     <w:p>
@@ -11966,7 +12019,7 @@
         <w:pStyle w:val="font-claude-response-body"/>
       </w:pPr>
       <w:r>
-        <w:t>Figure 21 : Diagramme de classes d'application du sprint 1 ................................................. 56</w:t>
+        <w:t>Figure 27 : Diagramme de séquence d'application de « créer un profil tailleur » ................. 61</w:t>
       </w:r>
     </w:p>
     <w:p>
@@ -11974,7 +12027,7 @@
         <w:pStyle w:val="font-claude-response-body"/>
       </w:pPr>
       <w:r>
-        <w:t>Figure 22 : Partie 1 du diagramme de classes d'application du sprint 2 ............................... 57</w:t>
+        <w:t>Figure 28 : Diagramme de séquence d'application du sprint 2 ............................................. 62</w:t>
       </w:r>
     </w:p>
     <w:p>
@@ -11982,7 +12035,7 @@
         <w:pStyle w:val="font-claude-response-body"/>
       </w:pPr>
       <w:r>
-        <w:t>Figure 23 : Partie 2 du diagramme de classes d'application du sprint 2 ............................... 58</w:t>
+        <w:t>Figure 29 : Diagramme de séquence d'application du sprint 3 ............................................. 62</w:t>
       </w:r>
     </w:p>
     <w:p>
@@ -11990,7 +12043,7 @@
         <w:pStyle w:val="font-claude-response-body"/>
       </w:pPr>
       <w:r>
-        <w:t>Figure 24 : Diagramme de classes d'application du sprint 3 ................................................. 59</w:t>
+        <w:t>Figure 30 : Diagramme de séquence d'application du sprint 4 ............................................. 63</w:t>
       </w:r>
     </w:p>
     <w:p>
@@ -11998,7 +12051,7 @@
         <w:pStyle w:val="font-claude-response-body"/>
       </w:pPr>
       <w:r>
-        <w:t>Figure 25 : Diagramme de classes d'application du sprint 4 ................................................. 59</w:t>
+        <w:t>Figure 31 : Schéma de la base de données ............................................................................. 64</w:t>
       </w:r>
     </w:p>
     <w:p>
@@ -12006,7 +12059,7 @@
         <w:pStyle w:val="font-claude-response-body"/>
       </w:pPr>
       <w:r>
-        <w:t>Figure 26 : Diagramme de séquence d'application de « s'authentifier » ............................... 60</w:t>
+        <w:t>Figure 32 : Interface d'accueil et de recherche de tailleurs ................................................... 65</w:t>
       </w:r>
     </w:p>
     <w:p>
@@ -12015,54 +12068,6 @@
       </w:pPr>
       <w:r>
         <w:lastRenderedPageBreak/>
-        <w:t>Figure 27 : Diagramme de séquence d'application de « créer un profil tailleur » ................. 61</w:t>
-      </w:r>
-    </w:p>
-    <w:p>
-      <w:pPr>
-        <w:pStyle w:val="font-claude-response-body"/>
-      </w:pPr>
-      <w:r>
-        <w:t>Figure 28 : Diagramme de séquence d'application du sprint 2 ............................................. 62</w:t>
-      </w:r>
-    </w:p>
-    <w:p>
-      <w:pPr>
-        <w:pStyle w:val="font-claude-response-body"/>
-      </w:pPr>
-      <w:r>
-        <w:t>Figure 29 : Diagramme de séquence d'application du sprint 3 ............................................. 62</w:t>
-      </w:r>
-    </w:p>
-    <w:p>
-      <w:pPr>
-        <w:pStyle w:val="font-claude-response-body"/>
-      </w:pPr>
-      <w:r>
-        <w:t>Figure 30 : Diagramme de séquence d'application du sprint 4 ............................................. 63</w:t>
-      </w:r>
-    </w:p>
-    <w:p>
-      <w:pPr>
-        <w:pStyle w:val="font-claude-response-body"/>
-      </w:pPr>
-      <w:r>
-        <w:t>Figure 31 : Schéma de la base de données ............................................................................. 64</w:t>
-      </w:r>
-    </w:p>
-    <w:p>
-      <w:pPr>
-        <w:pStyle w:val="font-claude-response-body"/>
-      </w:pPr>
-      <w:r>
-        <w:t>Figure 32 : Interface d'accueil et de recherche de tailleurs ................................................... 65</w:t>
-      </w:r>
-    </w:p>
-    <w:p>
-      <w:pPr>
-        <w:pStyle w:val="font-claude-response-body"/>
-      </w:pPr>
-      <w:r>
         <w:t>Figure 33 : Interface du profil tailleur et catalogue ............................................................... 66</w:t>
       </w:r>
     </w:p>
@@ -12724,7 +12729,6 @@
                 <w:sz w:val="28"/>
                 <w:szCs w:val="28"/>
               </w:rPr>
-              <w:lastRenderedPageBreak/>
               <w:t>CDN</w:t>
             </w:r>
           </w:p>
@@ -13582,6 +13586,7 @@
                 <w:w w:val="105"/>
                 <w:sz w:val="28"/>
               </w:rPr>
+              <w:lastRenderedPageBreak/>
               <w:t>HTTP</w:t>
             </w:r>
             <w:r>
@@ -16050,7 +16055,7 @@
           <w:sz w:val="28"/>
           <w:szCs w:val="28"/>
         </w:rPr>
-        <w:t xml:space="preserve">Le secteur de la couture artisanale occupe une place stratégique dans l'économie burkinabè, tant sur le plan social qu'économique. Selon l'Institut National de la Statistique et de la Démographie (INSD), le </w:t>
+        <w:t xml:space="preserve">Le secteur de la couture artisanale occupe une place stratégique dans l'économie burkinabè, tant sur le plan social qu'économique. Selon l'Institut National de la Statistique et de la Démographie (INSD), le secteur informel représente plus de 40% du Produit Intérieur Brut (PIB) du Burkina Faso, et la couture artisanale en constitue l'un des piliers. Sur le plan individuel, disposer d'un tailleur de confiance permet aux citoyens d'obtenir des tenues adaptées à leurs morphologies et à leurs préférences culturelles. Pour </w:t>
       </w:r>
       <w:r>
         <w:rPr>
@@ -16058,7 +16063,7 @@
           <w:szCs w:val="28"/>
         </w:rPr>
         <w:lastRenderedPageBreak/>
-        <w:t>secteur informel représente plus de 40% du Produit Intérieur Brut (PIB) du Burkina Faso, et la couture artisanale en constitue l'un des piliers. Sur le plan individuel, disposer d'un tailleur de confiance permet aux citoyens d'obtenir des tenues adaptées à leurs morphologies et à leurs préférences culturelles. Pour l'économie locale, ce secteur génère des emplois directs et indirects, tout en alimentant les chaînes de valeur du textile et de la confection.</w:t>
+        <w:t>l'économie locale, ce secteur génère des emplois directs et indirects, tout en alimentant les chaînes de valeur du textile et de la confection.</w:t>
       </w:r>
     </w:p>
     <w:p>
@@ -16505,7 +16510,7 @@
           <w:color w:val="auto"/>
           <w:sz w:val="28"/>
           <w:szCs w:val="28"/>
-          <w:lang w:val="en-US"/>
+          <w:lang w:val="fr-FR"/>
         </w:rPr>
         <w:t xml:space="preserve">1.2 </w:t>
       </w:r>
@@ -16544,7 +16549,7 @@
           <w:color w:val="auto"/>
           <w:sz w:val="28"/>
           <w:szCs w:val="28"/>
-          <w:lang w:val="en-US"/>
+          <w:lang w:val="fr-FR"/>
         </w:rPr>
         <w:t xml:space="preserve">1.2.1 </w:t>
       </w:r>
@@ -16578,17 +16583,7 @@
           <w:sz w:val="28"/>
           <w:szCs w:val="28"/>
         </w:rPr>
-        <w:t xml:space="preserve">L’École Supérieure d’Informatique (ESI) est la première école supérieure publique d’ingénierie informatique du Burkina Faso. Créée en 1991 à Ouagadougou pour former des analystes et des ingénieurs, elle a été déplacée à Bobo-Dioulasso en septembre 1995. Elle fait désormais partie de l'Université Nazi </w:t>
-      </w:r>
-      <w:r>
-        <w:rPr>
-          <w:rFonts w:ascii="Times New Roman" w:hAnsi="Times New Roman" w:cs="Times New Roman"/>
-          <w:bCs/>
-          <w:sz w:val="28"/>
-          <w:szCs w:val="28"/>
-        </w:rPr>
-        <w:lastRenderedPageBreak/>
-        <w:t>BONI (UNB). Reconnue comme l’une des meilleures écoles d’informatique dans la sous-région, ses missions principales incluent la formation fondamentale et professionnelle, la recherche scientifique et technologique, ainsi que la diffusion de la culture du numérique.</w:t>
+        <w:t>L’École Supérieure d’Informatique (ESI) est la première école supérieure publique d’ingénierie informatique du Burkina Faso. Créée en 1991 à Ouagadougou pour former des analystes et des ingénieurs, elle a été déplacée à Bobo-Dioulasso en septembre 1995. Elle fait désormais partie de l'Université Nazi BONI (UNB). Reconnue comme l’une des meilleures écoles d’informatique dans la sous-région, ses missions principales incluent la formation fondamentale et professionnelle, la recherche scientifique et technologique, ainsi que la diffusion de la culture du numérique.</w:t>
       </w:r>
     </w:p>
     <w:p>
@@ -16612,8 +16607,9 @@
           <w:color w:val="auto"/>
           <w:sz w:val="28"/>
           <w:szCs w:val="28"/>
-          <w:lang w:val="en-US"/>
-        </w:rPr>
+          <w:lang w:val="fr-FR"/>
+        </w:rPr>
+        <w:lastRenderedPageBreak/>
         <w:t xml:space="preserve">1.2.2 </w:t>
       </w:r>
       <w:r>
@@ -16765,7 +16761,7 @@
           <w:color w:val="auto"/>
           <w:sz w:val="28"/>
           <w:szCs w:val="28"/>
-          <w:lang w:val="en-US"/>
+          <w:lang w:val="fr-FR"/>
         </w:rPr>
         <w:t xml:space="preserve">1.2.3  </w:t>
       </w:r>
@@ -16818,7 +16814,6 @@
         <w:rPr>
           <w:sz w:val="28"/>
           <w:szCs w:val="28"/>
-          <w:lang w:val="fr-BF"/>
         </w:rPr>
       </w:pPr>
       <w:r>
@@ -17002,7 +16997,6 @@
           <w:sz w:val="28"/>
           <w:szCs w:val="28"/>
         </w:rPr>
-        <w:lastRenderedPageBreak/>
         <w:t xml:space="preserve">Source : </w:t>
       </w:r>
       <w:r>
@@ -17079,6 +17073,7 @@
           <w:szCs w:val="28"/>
           <w:lang w:val="fr-FR"/>
         </w:rPr>
+        <w:lastRenderedPageBreak/>
         <w:t xml:space="preserve">1.3  </w:t>
       </w:r>
       <w:r>
@@ -17153,7 +17148,7 @@
           <w:color w:val="auto"/>
           <w:sz w:val="28"/>
           <w:szCs w:val="28"/>
-          <w:lang w:val="en-US"/>
+          <w:lang w:val="fr-FR"/>
         </w:rPr>
         <w:t xml:space="preserve">1.3.1  </w:t>
       </w:r>
@@ -17236,7 +17231,7 @@
           <w:color w:val="auto"/>
           <w:sz w:val="28"/>
           <w:szCs w:val="28"/>
-          <w:lang w:val="en-US"/>
+          <w:lang w:val="fr-FR"/>
         </w:rPr>
         <w:t xml:space="preserve">1.3.2  </w:t>
       </w:r>
@@ -17319,7 +17314,7 @@
           <w:numId w:val="3"/>
         </w:numPr>
         <w:shd w:val="clear" w:color="auto" w:fill="FFFFFF"/>
-        <w:spacing w:before="0" w:after="180"/>
+        <w:spacing w:after="180"/>
         <w:jc w:val="both"/>
         <w:rPr>
           <w:rFonts w:ascii="Times New Roman" w:eastAsia="Times New Roman" w:hAnsi="Times New Roman" w:cs="Times New Roman"/>
@@ -17347,7 +17342,7 @@
           <w:numId w:val="3"/>
         </w:numPr>
         <w:shd w:val="clear" w:color="auto" w:fill="FFFFFF"/>
-        <w:spacing w:before="0" w:after="180"/>
+        <w:spacing w:after="180"/>
         <w:jc w:val="both"/>
         <w:rPr>
           <w:rFonts w:ascii="Times New Roman" w:eastAsia="Times New Roman" w:hAnsi="Times New Roman" w:cs="Times New Roman"/>
@@ -17375,7 +17370,7 @@
           <w:numId w:val="3"/>
         </w:numPr>
         <w:shd w:val="clear" w:color="auto" w:fill="FFFFFF"/>
-        <w:spacing w:before="0" w:after="180"/>
+        <w:spacing w:after="180"/>
         <w:jc w:val="both"/>
         <w:rPr>
           <w:rFonts w:ascii="Times New Roman" w:eastAsia="Times New Roman" w:hAnsi="Times New Roman" w:cs="Times New Roman"/>
@@ -17418,7 +17413,7 @@
           <w:color w:val="auto"/>
           <w:sz w:val="28"/>
           <w:szCs w:val="28"/>
-          <w:lang w:val="en-US"/>
+          <w:lang w:val="fr-FR"/>
         </w:rPr>
         <w:t xml:space="preserve">1.3.3  </w:t>
       </w:r>
@@ -17488,7 +17483,7 @@
           <w:numId w:val="4"/>
         </w:numPr>
         <w:shd w:val="clear" w:color="auto" w:fill="FFFFFF"/>
-        <w:spacing w:before="0" w:after="180"/>
+        <w:spacing w:after="180"/>
         <w:jc w:val="both"/>
         <w:rPr>
           <w:rFonts w:ascii="Times New Roman" w:eastAsia="Times New Roman" w:hAnsi="Times New Roman" w:cs="Times New Roman"/>
@@ -17528,7 +17523,7 @@
           <w:numId w:val="4"/>
         </w:numPr>
         <w:shd w:val="clear" w:color="auto" w:fill="FFFFFF"/>
-        <w:spacing w:before="0" w:after="180"/>
+        <w:spacing w:after="180"/>
         <w:jc w:val="both"/>
         <w:rPr>
           <w:rFonts w:ascii="Times New Roman" w:eastAsia="Times New Roman" w:hAnsi="Times New Roman" w:cs="Times New Roman"/>
@@ -17565,7 +17560,7 @@
     <w:p>
       <w:pPr>
         <w:shd w:val="clear" w:color="auto" w:fill="FFFFFF"/>
-        <w:spacing w:before="0" w:after="180"/>
+        <w:spacing w:after="180"/>
         <w:ind w:left="720"/>
         <w:jc w:val="both"/>
         <w:rPr>
@@ -17587,7 +17582,7 @@
           <w:color w:val="auto"/>
           <w:sz w:val="28"/>
           <w:szCs w:val="28"/>
-          <w:lang w:val="en-US"/>
+          <w:lang w:val="fr-FR"/>
         </w:rPr>
         <w:t xml:space="preserve">1.3.4  </w:t>
       </w:r>
@@ -17662,7 +17657,6 @@
         <w:rPr>
           <w:sz w:val="28"/>
           <w:szCs w:val="28"/>
-          <w:lang w:val="fr-BF"/>
         </w:rPr>
       </w:pPr>
       <w:r>
@@ -17829,102 +17823,43 @@
     </w:p>
     <w:p>
       <w:pPr>
-        <w:pStyle w:val="ds-markdown-paragraph"/>
-        <w:rPr>
-          <w:b/>
-          <w:bCs/>
-          <w:sz w:val="28"/>
-          <w:szCs w:val="28"/>
-          <w:lang w:val="fr-FR"/>
-        </w:rPr>
-      </w:pPr>
-    </w:p>
-    <w:p>
-      <w:pPr>
         <w:pStyle w:val="Heading2"/>
-        <w:numPr>
-          <w:ilvl w:val="1"/>
-          <w:numId w:val="7"/>
-        </w:numPr>
         <w:tabs>
           <w:tab w:val="left" w:pos="1657"/>
         </w:tabs>
-        <w:spacing w:before="58" w:line="30" w:lineRule="atLeast"/>
+        <w:spacing w:before="58"/>
+        <w:ind w:left="720"/>
         <w:jc w:val="both"/>
-        <w:rPr>
-          <w:b/>
-          <w:bCs/>
-          <w:color w:val="auto"/>
-          <w:spacing w:val="-2"/>
-        </w:rPr>
-      </w:pPr>
-      <w:r>
-        <w:rPr>
-          <w:b/>
-          <w:bCs/>
-          <w:color w:val="auto"/>
-          <w:spacing w:val="-2"/>
-          <w:lang w:val="en-US"/>
-        </w:rPr>
-        <w:t xml:space="preserve"> </w:t>
-      </w:r>
-      <w:r>
-        <w:rPr>
-          <w:b/>
-          <w:bCs/>
-          <w:color w:val="auto"/>
+      </w:pPr>
+      <w:r>
+        <w:rPr>
           <w:spacing w:val="-2"/>
         </w:rPr>
         <w:t>Présentation</w:t>
       </w:r>
       <w:r>
         <w:rPr>
-          <w:b/>
-          <w:bCs/>
-          <w:color w:val="auto"/>
           <w:spacing w:val="-7"/>
         </w:rPr>
         <w:t xml:space="preserve"> </w:t>
       </w:r>
       <w:r>
         <w:rPr>
-          <w:b/>
-          <w:bCs/>
-          <w:color w:val="auto"/>
           <w:spacing w:val="-2"/>
         </w:rPr>
         <w:t>du</w:t>
       </w:r>
       <w:r>
         <w:rPr>
-          <w:b/>
-          <w:bCs/>
-          <w:color w:val="auto"/>
           <w:spacing w:val="-7"/>
         </w:rPr>
         <w:t xml:space="preserve"> </w:t>
       </w:r>
       <w:r>
         <w:rPr>
-          <w:b/>
-          <w:bCs/>
-          <w:color w:val="auto"/>
           <w:spacing w:val="-2"/>
         </w:rPr>
         <w:t>projet</w:t>
-      </w:r>
-    </w:p>
-    <w:p>
-      <w:pPr>
-        <w:rPr>
-          <w:lang w:val="fr-FR"/>
-        </w:rPr>
-      </w:pPr>
-      <w:r>
-        <w:rPr>
-          <w:lang w:val="en-US"/>
-        </w:rPr>
-        <w:t xml:space="preserve">                           </w:t>
       </w:r>
     </w:p>
     <w:p>
@@ -17935,12 +17870,307 @@
         <w:jc w:val="both"/>
       </w:pPr>
       <w:r>
-        <w:t xml:space="preserve">1.4.1 </w:t>
-      </w:r>
-      <w:r>
-        <w:rPr>
-          <w:b/>
-          <w:bCs/>
+        <w:t>Selon</w:t>
+      </w:r>
+      <w:r>
+        <w:rPr>
+          <w:spacing w:val="-8"/>
+        </w:rPr>
+        <w:t xml:space="preserve"> </w:t>
+      </w:r>
+      <w:r>
+        <w:t>l’Organisation</w:t>
+      </w:r>
+      <w:r>
+        <w:rPr>
+          <w:spacing w:val="-9"/>
+        </w:rPr>
+        <w:t xml:space="preserve"> </w:t>
+      </w:r>
+      <w:r>
+        <w:t>mondiale</w:t>
+      </w:r>
+      <w:r>
+        <w:rPr>
+          <w:spacing w:val="-9"/>
+        </w:rPr>
+        <w:t xml:space="preserve"> </w:t>
+      </w:r>
+      <w:r>
+        <w:t>de</w:t>
+      </w:r>
+      <w:r>
+        <w:rPr>
+          <w:spacing w:val="-9"/>
+        </w:rPr>
+        <w:t xml:space="preserve"> </w:t>
+      </w:r>
+      <w:r>
+        <w:t>la</w:t>
+      </w:r>
+      <w:r>
+        <w:rPr>
+          <w:spacing w:val="-8"/>
+        </w:rPr>
+        <w:t xml:space="preserve"> </w:t>
+      </w:r>
+      <w:r>
+        <w:t>santé,</w:t>
+      </w:r>
+      <w:r>
+        <w:rPr>
+          <w:spacing w:val="-9"/>
+        </w:rPr>
+        <w:t xml:space="preserve"> </w:t>
+      </w:r>
+      <w:r>
+        <w:t>l’état</w:t>
+      </w:r>
+      <w:r>
+        <w:rPr>
+          <w:spacing w:val="-9"/>
+        </w:rPr>
+        <w:t xml:space="preserve"> </w:t>
+      </w:r>
+      <w:r>
+        <w:t>civil</w:t>
+      </w:r>
+      <w:r>
+        <w:rPr>
+          <w:spacing w:val="-9"/>
+        </w:rPr>
+        <w:t xml:space="preserve"> </w:t>
+      </w:r>
+      <w:r>
+        <w:t>est</w:t>
+      </w:r>
+      <w:r>
+        <w:rPr>
+          <w:spacing w:val="-8"/>
+        </w:rPr>
+        <w:t xml:space="preserve"> </w:t>
+      </w:r>
+      <w:r>
+        <w:t>un</w:t>
+      </w:r>
+      <w:r>
+        <w:rPr>
+          <w:spacing w:val="-9"/>
+        </w:rPr>
+        <w:t xml:space="preserve"> </w:t>
+      </w:r>
+      <w:r>
+        <w:t>moyen</w:t>
+      </w:r>
+      <w:r>
+        <w:rPr>
+          <w:spacing w:val="-9"/>
+        </w:rPr>
+        <w:t xml:space="preserve"> </w:t>
+      </w:r>
+      <w:r>
+        <w:t>permettant</w:t>
+      </w:r>
+      <w:r>
+        <w:rPr>
+          <w:spacing w:val="-8"/>
+        </w:rPr>
+        <w:t xml:space="preserve"> </w:t>
+      </w:r>
+      <w:r>
+        <w:t xml:space="preserve">au </w:t>
+      </w:r>
+      <w:r>
+        <w:rPr>
+          <w:spacing w:val="-4"/>
+        </w:rPr>
+        <w:t>pays</w:t>
+      </w:r>
+      <w:r>
+        <w:rPr>
+          <w:spacing w:val="-14"/>
+        </w:rPr>
+        <w:t xml:space="preserve"> </w:t>
+      </w:r>
+      <w:r>
+        <w:rPr>
+          <w:spacing w:val="-4"/>
+        </w:rPr>
+        <w:t>l’enregistrement</w:t>
+      </w:r>
+      <w:r>
+        <w:rPr>
+          <w:spacing w:val="-13"/>
+        </w:rPr>
+        <w:t xml:space="preserve"> </w:t>
+      </w:r>
+      <w:r>
+        <w:rPr>
+          <w:spacing w:val="-4"/>
+        </w:rPr>
+        <w:t>continu</w:t>
+      </w:r>
+      <w:r>
+        <w:rPr>
+          <w:spacing w:val="-14"/>
+        </w:rPr>
+        <w:t xml:space="preserve"> </w:t>
+      </w:r>
+      <w:r>
+        <w:rPr>
+          <w:spacing w:val="-4"/>
+        </w:rPr>
+        <w:t>et</w:t>
+      </w:r>
+      <w:r>
+        <w:rPr>
+          <w:spacing w:val="-13"/>
+        </w:rPr>
+        <w:t xml:space="preserve"> </w:t>
+      </w:r>
+      <w:r>
+        <w:rPr>
+          <w:spacing w:val="-4"/>
+        </w:rPr>
+        <w:t>exhaustif</w:t>
+      </w:r>
+      <w:r>
+        <w:rPr>
+          <w:spacing w:val="-14"/>
+        </w:rPr>
+        <w:t xml:space="preserve"> </w:t>
+      </w:r>
+      <w:r>
+        <w:rPr>
+          <w:spacing w:val="-4"/>
+        </w:rPr>
+        <w:t>des</w:t>
+      </w:r>
+      <w:r>
+        <w:rPr>
+          <w:spacing w:val="-13"/>
+        </w:rPr>
+        <w:t xml:space="preserve"> </w:t>
+      </w:r>
+      <w:r>
+        <w:rPr>
+          <w:spacing w:val="-4"/>
+        </w:rPr>
+        <w:t>naissances,</w:t>
+      </w:r>
+      <w:r>
+        <w:rPr>
+          <w:spacing w:val="-14"/>
+        </w:rPr>
+        <w:t xml:space="preserve"> </w:t>
+      </w:r>
+      <w:r>
+        <w:rPr>
+          <w:spacing w:val="-4"/>
+        </w:rPr>
+        <w:t>des</w:t>
+      </w:r>
+      <w:r>
+        <w:rPr>
+          <w:spacing w:val="-13"/>
+        </w:rPr>
+        <w:t xml:space="preserve"> </w:t>
+      </w:r>
+      <w:r>
+        <w:rPr>
+          <w:spacing w:val="-4"/>
+        </w:rPr>
+        <w:t>décès</w:t>
+      </w:r>
+      <w:r>
+        <w:rPr>
+          <w:spacing w:val="-14"/>
+        </w:rPr>
+        <w:t xml:space="preserve"> </w:t>
+      </w:r>
+      <w:r>
+        <w:rPr>
+          <w:spacing w:val="-4"/>
+        </w:rPr>
+        <w:t>et</w:t>
+      </w:r>
+      <w:r>
+        <w:rPr>
+          <w:spacing w:val="-13"/>
+        </w:rPr>
+        <w:t xml:space="preserve"> </w:t>
+      </w:r>
+      <w:r>
+        <w:rPr>
+          <w:spacing w:val="-4"/>
+        </w:rPr>
+        <w:t>de</w:t>
+      </w:r>
+      <w:r>
+        <w:rPr>
+          <w:spacing w:val="-14"/>
+        </w:rPr>
+        <w:t xml:space="preserve"> </w:t>
+      </w:r>
+      <w:r>
+        <w:rPr>
+          <w:spacing w:val="-4"/>
+        </w:rPr>
+        <w:t>la</w:t>
+      </w:r>
+      <w:r>
+        <w:rPr>
+          <w:spacing w:val="-13"/>
+        </w:rPr>
+        <w:t xml:space="preserve"> </w:t>
+      </w:r>
+      <w:r>
+        <w:rPr>
+          <w:spacing w:val="-4"/>
+        </w:rPr>
+        <w:t xml:space="preserve">situation </w:t>
+      </w:r>
+      <w:r>
+        <w:t>maritale [6]. Un acte d’état civil est ainsi un document délivré par un état civil permettant</w:t>
+      </w:r>
+      <w:r>
+        <w:rPr>
+          <w:spacing w:val="-3"/>
+        </w:rPr>
+        <w:t xml:space="preserve"> </w:t>
+      </w:r>
+      <w:r>
+        <w:t>d’identifier</w:t>
+      </w:r>
+      <w:r>
+        <w:rPr>
+          <w:spacing w:val="-2"/>
+        </w:rPr>
+        <w:t xml:space="preserve"> </w:t>
+      </w:r>
+      <w:r>
+        <w:t>un individu.</w:t>
+      </w:r>
+    </w:p>
+    <w:p>
+      <w:pPr>
+        <w:pStyle w:val="Heading2"/>
+        <w:numPr>
+          <w:ilvl w:val="2"/>
+          <w:numId w:val="1"/>
+        </w:numPr>
+        <w:tabs>
+          <w:tab w:val="num" w:pos="360"/>
+          <w:tab w:val="left" w:pos="1840"/>
+        </w:tabs>
+        <w:spacing w:before="156"/>
+        <w:ind w:left="1840" w:hanging="565"/>
+        <w:jc w:val="both"/>
+      </w:pPr>
+      <w:bookmarkStart w:id="19" w:name="_bookmark24"/>
+      <w:bookmarkEnd w:id="19"/>
+      <w:r>
+        <w:rPr>
           <w:spacing w:val="-2"/>
         </w:rPr>
         <w:t>Problématique</w:t>
@@ -18835,7 +19065,11 @@
         <w:t xml:space="preserve">extraits d’actes </w:t>
       </w:r>
       <w:r>
-        <w:t>de naissance de deux personnes de même parents, les noms des parents peuvent différer d'un acte à un autre.</w:t>
+        <w:t xml:space="preserve">de naissance de deux personnes de même parents, les noms des parents peuvent </w:t>
+      </w:r>
+      <w:r>
+        <w:lastRenderedPageBreak/>
+        <w:t>différer d'un acte à un autre.</w:t>
       </w:r>
     </w:p>
     <w:p>
@@ -18852,7 +19086,6 @@
         <w:rPr>
           <w:spacing w:val="-6"/>
         </w:rPr>
-        <w:lastRenderedPageBreak/>
         <w:t>fastidieuse</w:t>
       </w:r>
       <w:r>
@@ -19360,6 +19593,10 @@
         <w:spacing w:before="155" w:line="352" w:lineRule="auto"/>
         <w:ind w:left="1275" w:right="1410"/>
         <w:jc w:val="both"/>
+        <w:rPr>
+          <w:color w:val="0462C1"/>
+          <w:u w:val="single" w:color="0462C1"/>
+        </w:rPr>
       </w:pPr>
       <w:r>
         <w:t xml:space="preserve">Chaque mois, trois (03) fiches de statistiques doivent être établies. Celles-ci sont </w:t>
@@ -19586,34 +19823,19 @@
     </w:p>
     <w:p>
       <w:pPr>
-        <w:pStyle w:val="BodyText"/>
-        <w:spacing w:line="352" w:lineRule="auto"/>
-        <w:jc w:val="both"/>
-        <w:sectPr>
-          <w:pgSz w:w="11910" w:h="16840"/>
-          <w:pgMar w:top="1320" w:right="0" w:bottom="920" w:left="141" w:header="0" w:footer="731" w:gutter="0"/>
-          <w:cols w:space="720"/>
-        </w:sectPr>
-      </w:pPr>
-    </w:p>
-    <w:p>
-      <w:pPr>
         <w:pStyle w:val="Heading2"/>
-        <w:numPr>
-          <w:ilvl w:val="2"/>
-          <w:numId w:val="7"/>
-        </w:numPr>
         <w:tabs>
-          <w:tab w:val="num" w:pos="360"/>
           <w:tab w:val="left" w:pos="2000"/>
         </w:tabs>
         <w:spacing w:before="58"/>
-        <w:ind w:left="2000" w:hanging="586"/>
-      </w:pPr>
-      <w:bookmarkStart w:id="19" w:name="_bookmark25"/>
-      <w:bookmarkEnd w:id="19"/>
-      <w:r>
-        <w:lastRenderedPageBreak/>
+      </w:pPr>
+      <w:r>
+        <w:rPr>
+          <w:lang w:val="en-US"/>
+        </w:rPr>
+        <w:t xml:space="preserve">                    </w:t>
+      </w:r>
+      <w:r>
         <w:t>Objectifs</w:t>
       </w:r>
       <w:r>
@@ -20486,10 +20708,23 @@
     </w:p>
     <w:p>
       <w:pPr>
+        <w:pStyle w:val="BodyText"/>
+        <w:spacing w:before="155" w:line="352" w:lineRule="auto"/>
+        <w:ind w:left="1275" w:right="1410"/>
+        <w:jc w:val="both"/>
+        <w:sectPr>
+          <w:pgSz w:w="11910" w:h="16840"/>
+          <w:pgMar w:top="1320" w:right="0" w:bottom="920" w:left="141" w:header="0" w:footer="731" w:gutter="0"/>
+          <w:cols w:space="720"/>
+        </w:sectPr>
+      </w:pPr>
+    </w:p>
+    <w:p>
+      <w:pPr>
         <w:pStyle w:val="Heading2"/>
         <w:numPr>
           <w:ilvl w:val="2"/>
-          <w:numId w:val="7"/>
+          <w:numId w:val="1"/>
         </w:numPr>
         <w:tabs>
           <w:tab w:val="num" w:pos="360"/>
@@ -20497,10 +20732,14 @@
         </w:tabs>
         <w:spacing w:before="311"/>
         <w:ind w:left="2000" w:hanging="586"/>
-      </w:pPr>
-      <w:bookmarkStart w:id="20" w:name="_bookmark26"/>
+        <w:jc w:val="left"/>
+      </w:pPr>
+      <w:bookmarkStart w:id="20" w:name="_bookmark25"/>
+      <w:bookmarkStart w:id="21" w:name="_bookmark26"/>
       <w:bookmarkEnd w:id="20"/>
-      <w:r>
+      <w:bookmarkEnd w:id="21"/>
+      <w:r>
+        <w:lastRenderedPageBreak/>
         <w:t>Résultats</w:t>
       </w:r>
       <w:r>
@@ -21357,6 +21596,117 @@
         </w:rPr>
         <w:t>aisément.</w:t>
       </w:r>
+    </w:p>
+    <w:p>
+      <w:pPr>
+        <w:pStyle w:val="Heading2"/>
+        <w:numPr>
+          <w:ilvl w:val="2"/>
+          <w:numId w:val="8"/>
+        </w:numPr>
+        <w:tabs>
+          <w:tab w:val="num" w:pos="360"/>
+          <w:tab w:val="left" w:pos="1861"/>
+        </w:tabs>
+        <w:spacing w:before="311"/>
+        <w:ind w:left="1861" w:hanging="586"/>
+      </w:pPr>
+      <w:bookmarkStart w:id="22" w:name="_bookmark27"/>
+      <w:bookmarkEnd w:id="22"/>
+      <w:r>
+        <w:t>Gestion</w:t>
+      </w:r>
+      <w:r>
+        <w:rPr>
+          <w:spacing w:val="-5"/>
+        </w:rPr>
+        <w:t xml:space="preserve"> </w:t>
+      </w:r>
+      <w:r>
+        <w:t>du</w:t>
+      </w:r>
+      <w:r>
+        <w:rPr>
+          <w:spacing w:val="-4"/>
+        </w:rPr>
+        <w:t xml:space="preserve"> </w:t>
+      </w:r>
+      <w:r>
+        <w:rPr>
+          <w:spacing w:val="-2"/>
+        </w:rPr>
+        <w:t>projet</w:t>
+      </w:r>
+    </w:p>
+    <w:p>
+      <w:pPr>
+        <w:pStyle w:val="Heading2"/>
+        <w:numPr>
+          <w:ilvl w:val="3"/>
+          <w:numId w:val="8"/>
+        </w:numPr>
+        <w:tabs>
+          <w:tab w:val="num" w:pos="360"/>
+          <w:tab w:val="left" w:pos="2039"/>
+        </w:tabs>
+        <w:spacing w:before="192"/>
+        <w:ind w:left="2039" w:hanging="764"/>
+        <w:jc w:val="both"/>
+      </w:pPr>
+      <w:bookmarkStart w:id="23" w:name="_bookmark28"/>
+      <w:bookmarkEnd w:id="23"/>
+      <w:r>
+        <w:rPr>
+          <w:spacing w:val="-2"/>
+        </w:rPr>
+        <w:t>Acteurs</w:t>
+      </w:r>
+      <w:r>
+        <w:rPr>
+          <w:spacing w:val="-13"/>
+        </w:rPr>
+        <w:t xml:space="preserve"> </w:t>
+      </w:r>
+      <w:r>
+        <w:rPr>
+          <w:spacing w:val="-2"/>
+        </w:rPr>
+        <w:t>du</w:t>
+      </w:r>
+      <w:r>
+        <w:rPr>
+          <w:spacing w:val="-13"/>
+        </w:rPr>
+        <w:t xml:space="preserve"> </w:t>
+      </w:r>
+      <w:r>
+        <w:rPr>
+          <w:spacing w:val="-2"/>
+        </w:rPr>
+        <w:t>projet</w:t>
+      </w:r>
+    </w:p>
+    <w:p>
+      <w:pPr>
+        <w:pStyle w:val="BodyText"/>
+        <w:spacing w:before="151" w:line="352" w:lineRule="auto"/>
+        <w:ind w:left="1275" w:right="1412"/>
+        <w:jc w:val="both"/>
+      </w:pPr>
+      <w:r>
+        <w:t>La réussite d'un projet repose sur l'engagement et la collaboration des différents acteurs impliqués dans la réalisation du projet. Dans notre cas, ces acteurs sont répartis dans le tableau 2.</w:t>
+      </w:r>
+    </w:p>
+    <w:p>
+      <w:pPr>
+        <w:tabs>
+          <w:tab w:val="left" w:pos="1995"/>
+        </w:tabs>
+        <w:spacing w:before="168"/>
+        <w:rPr>
+          <w:sz w:val="28"/>
+        </w:rPr>
+      </w:pPr>
     </w:p>
     <w:p>
       <w:pPr>
@@ -21428,6 +21778,119 @@
 <file path=word/numbering.xml><?xml version="1.0" encoding="utf-8"?>
 <w:numbering xmlns:wpc="http://schemas.microsoft.com/office/word/2010/wordprocessingCanvas" xmlns:cx="http://schemas.microsoft.com/office/drawing/2014/chartex" xmlns:cx1="http://schemas.microsoft.com/office/drawing/2015/9/8/chartex" xmlns:cx2="http://schemas.microsoft.com/office/drawing/2015/10/21/chartex" xmlns:cx3="http://schemas.microsoft.com/office/drawing/2016/5/9/chartex" xmlns:cx4="http://schemas.microsoft.com/office/drawing/2016/5/10/chartex" xmlns:cx5="http://schemas.microsoft.com/office/drawing/2016/5/11/chartex" xmlns:cx6="http://schemas.microsoft.com/office/drawing/2016/5/12/chartex" xmlns:cx7="http://schemas.microsoft.com/office/drawing/2016/5/13/chartex" xmlns:cx8="http://schemas.microsoft.com/office/drawing/2016/5/14/chartex" xmlns:mc="http://schemas.openxmlformats.org/markup-compatibility/2006" xmlns:aink="http://schemas.microsoft.com/office/drawing/2016/ink" xmlns:am3d="http://schemas.microsoft.com/office/drawing/2017/model3d" xmlns:o="urn:schemas-microsoft-com:office:office" xmlns:r="http://schemas.openxmlformats.org/officeDocument/2006/relationships" xmlns:m="http://schemas.openxmlformats.org/officeDocument/2006/math" xmlns:v="urn:schemas-microsoft-com:vml" xmlns:wp14="http://schemas.microsoft.com/office/word/2010/wordprocessingDrawing" xmlns:wp="http://schemas.openxmlformats.org/drawingml/2006/wordprocessingDrawing" xmlns:w10="urn:schemas-microsoft-com:office:word" xmlns:w="http://schemas.openxmlformats.org/wordprocessingml/2006/main" xmlns:w14="http://schemas.microsoft.com/office/word/2010/wordml" xmlns:w15="http://schemas.microsoft.com/office/word/2012/wordml" xmlns:w16cex="http://schemas.microsoft.com/office/word/2018/wordml/cex" xmlns:w16cid="http://schemas.microsoft.com/office/word/2016/wordml/cid" xmlns:w16="http://schemas.microsoft.com/office/word/2018/wordml" xmlns:w16sdtdh="http://schemas.microsoft.com/office/word/2020/wordml/sdtdatahash" xmlns:w16se="http://schemas.microsoft.com/office/word/2015/wordml/symex" xmlns:wpg="http://schemas.microsoft.com/office/word/2010/wordprocessingGroup" xmlns:wpi="http://schemas.microsoft.com/office/word/2010/wordprocessingInk" xmlns:wne="http://schemas.microsoft.com/office/word/2006/wordml" xmlns:wps="http://schemas.microsoft.com/office/word/2010/wordprocessingShape" mc:Ignorable="w14 w15 w16se w16cid w16 w16cex w16sdtdh wp14">
   <w:abstractNum w:abstractNumId="0" w15:restartNumberingAfterBreak="0">
+    <w:nsid w:val="05B06BAC"/>
+    <w:multiLevelType w:val="multilevel"/>
+    <w:tmpl w:val="FB36CE96"/>
+    <w:lvl w:ilvl="0">
+      <w:start w:val="1"/>
+      <w:numFmt w:val="decimal"/>
+      <w:lvlText w:val="%1"/>
+      <w:lvlJc w:val="left"/>
+      <w:pPr>
+        <w:ind w:left="516" w:hanging="516"/>
+      </w:pPr>
+      <w:rPr>
+        <w:rFonts w:hint="default"/>
+      </w:rPr>
+    </w:lvl>
+    <w:lvl w:ilvl="1">
+      <w:start w:val="4"/>
+      <w:numFmt w:val="decimal"/>
+      <w:lvlText w:val="%1.%2"/>
+      <w:lvlJc w:val="left"/>
+      <w:pPr>
+        <w:ind w:left="516" w:hanging="516"/>
+      </w:pPr>
+      <w:rPr>
+        <w:rFonts w:hint="default"/>
+      </w:rPr>
+    </w:lvl>
+    <w:lvl w:ilvl="2">
+      <w:start w:val="4"/>
+      <w:numFmt w:val="decimal"/>
+      <w:lvlText w:val="%1.%2.%3"/>
+      <w:lvlJc w:val="left"/>
+      <w:pPr>
+        <w:ind w:left="720" w:hanging="720"/>
+      </w:pPr>
+      <w:rPr>
+        <w:rFonts w:hint="default"/>
+      </w:rPr>
+    </w:lvl>
+    <w:lvl w:ilvl="3">
+      <w:start w:val="1"/>
+      <w:numFmt w:val="decimal"/>
+      <w:lvlText w:val="%1.%2.%3.%4"/>
+      <w:lvlJc w:val="left"/>
+      <w:pPr>
+        <w:ind w:left="720" w:hanging="720"/>
+      </w:pPr>
+      <w:rPr>
+        <w:rFonts w:hint="default"/>
+      </w:rPr>
+    </w:lvl>
+    <w:lvl w:ilvl="4">
+      <w:start w:val="1"/>
+      <w:numFmt w:val="decimal"/>
+      <w:lvlText w:val="%1.%2.%3.%4.%5"/>
+      <w:lvlJc w:val="left"/>
+      <w:pPr>
+        <w:ind w:left="1080" w:hanging="1080"/>
+      </w:pPr>
+      <w:rPr>
+        <w:rFonts w:hint="default"/>
+      </w:rPr>
+    </w:lvl>
+    <w:lvl w:ilvl="5">
+      <w:start w:val="1"/>
+      <w:numFmt w:val="decimal"/>
+      <w:lvlText w:val="%1.%2.%3.%4.%5.%6"/>
+      <w:lvlJc w:val="left"/>
+      <w:pPr>
+        <w:ind w:left="1440" w:hanging="1440"/>
+      </w:pPr>
+      <w:rPr>
+        <w:rFonts w:hint="default"/>
+      </w:rPr>
+    </w:lvl>
+    <w:lvl w:ilvl="6">
+      <w:start w:val="1"/>
+      <w:numFmt w:val="decimal"/>
+      <w:lvlText w:val="%1.%2.%3.%4.%5.%6.%7"/>
+      <w:lvlJc w:val="left"/>
+      <w:pPr>
+        <w:ind w:left="1440" w:hanging="1440"/>
+      </w:pPr>
+      <w:rPr>
+        <w:rFonts w:hint="default"/>
+      </w:rPr>
+    </w:lvl>
+    <w:lvl w:ilvl="7">
+      <w:start w:val="1"/>
+      <w:numFmt w:val="decimal"/>
+      <w:lvlText w:val="%1.%2.%3.%4.%5.%6.%7.%8"/>
+      <w:lvlJc w:val="left"/>
+      <w:pPr>
+        <w:ind w:left="1800" w:hanging="1800"/>
+      </w:pPr>
+      <w:rPr>
+        <w:rFonts w:hint="default"/>
+      </w:rPr>
+    </w:lvl>
+    <w:lvl w:ilvl="8">
+      <w:start w:val="1"/>
+      <w:numFmt w:val="decimal"/>
+      <w:lvlText w:val="%1.%2.%3.%4.%5.%6.%7.%8.%9"/>
+      <w:lvlJc w:val="left"/>
+      <w:pPr>
+        <w:ind w:left="1800" w:hanging="1800"/>
+      </w:pPr>
+      <w:rPr>
+        <w:rFonts w:hint="default"/>
+      </w:rPr>
+    </w:lvl>
+  </w:abstractNum>
+  <w:abstractNum w:abstractNumId="1" w15:restartNumberingAfterBreak="0">
     <w:nsid w:val="1E391954"/>
     <w:multiLevelType w:val="hybridMultilevel"/>
     <w:tmpl w:val="39C814B0"/>
@@ -21540,7 +22003,7 @@
       </w:rPr>
     </w:lvl>
   </w:abstractNum>
-  <w:abstractNum w:abstractNumId="1" w15:restartNumberingAfterBreak="0">
+  <w:abstractNum w:abstractNumId="2" w15:restartNumberingAfterBreak="0">
     <w:nsid w:val="20CF51CC"/>
     <w:multiLevelType w:val="multilevel"/>
     <w:tmpl w:val="A5BEDAD6"/>
@@ -21689,7 +22152,7 @@
       </w:rPr>
     </w:lvl>
   </w:abstractNum>
-  <w:abstractNum w:abstractNumId="2" w15:restartNumberingAfterBreak="0">
+  <w:abstractNum w:abstractNumId="3" w15:restartNumberingAfterBreak="0">
     <w:nsid w:val="42B607A0"/>
     <w:multiLevelType w:val="multilevel"/>
     <w:tmpl w:val="B8B44BCC"/>
@@ -21838,7 +22301,7 @@
       </w:rPr>
     </w:lvl>
   </w:abstractNum>
-  <w:abstractNum w:abstractNumId="3" w15:restartNumberingAfterBreak="0">
+  <w:abstractNum w:abstractNumId="4" w15:restartNumberingAfterBreak="0">
     <w:nsid w:val="5278184B"/>
     <w:multiLevelType w:val="multilevel"/>
     <w:tmpl w:val="6A187B68"/>
@@ -21951,7 +22414,7 @@
       </w:rPr>
     </w:lvl>
   </w:abstractNum>
-  <w:abstractNum w:abstractNumId="4" w15:restartNumberingAfterBreak="0">
+  <w:abstractNum w:abstractNumId="5" w15:restartNumberingAfterBreak="0">
     <w:nsid w:val="58155F23"/>
     <w:multiLevelType w:val="hybridMultilevel"/>
     <w:tmpl w:val="0138FD4A"/>
@@ -22072,7 +22535,120 @@
       </w:rPr>
     </w:lvl>
   </w:abstractNum>
-  <w:abstractNum w:abstractNumId="5" w15:restartNumberingAfterBreak="0">
+  <w:abstractNum w:abstractNumId="6" w15:restartNumberingAfterBreak="0">
+    <w:nsid w:val="59887B20"/>
+    <w:multiLevelType w:val="multilevel"/>
+    <w:tmpl w:val="A7920EF8"/>
+    <w:lvl w:ilvl="0">
+      <w:start w:val="1"/>
+      <w:numFmt w:val="decimal"/>
+      <w:lvlText w:val="%1"/>
+      <w:lvlJc w:val="left"/>
+      <w:pPr>
+        <w:ind w:left="516" w:hanging="516"/>
+      </w:pPr>
+      <w:rPr>
+        <w:rFonts w:hint="default"/>
+      </w:rPr>
+    </w:lvl>
+    <w:lvl w:ilvl="1">
+      <w:start w:val="4"/>
+      <w:numFmt w:val="decimal"/>
+      <w:lvlText w:val="%1.%2"/>
+      <w:lvlJc w:val="left"/>
+      <w:pPr>
+        <w:ind w:left="1344" w:hanging="516"/>
+      </w:pPr>
+      <w:rPr>
+        <w:rFonts w:hint="default"/>
+      </w:rPr>
+    </w:lvl>
+    <w:lvl w:ilvl="2">
+      <w:start w:val="4"/>
+      <w:numFmt w:val="decimal"/>
+      <w:lvlText w:val="%1.%2.%3"/>
+      <w:lvlJc w:val="left"/>
+      <w:pPr>
+        <w:ind w:left="2376" w:hanging="720"/>
+      </w:pPr>
+      <w:rPr>
+        <w:rFonts w:hint="default"/>
+      </w:rPr>
+    </w:lvl>
+    <w:lvl w:ilvl="3">
+      <w:start w:val="1"/>
+      <w:numFmt w:val="decimal"/>
+      <w:lvlText w:val="%1.%2.%3.%4"/>
+      <w:lvlJc w:val="left"/>
+      <w:pPr>
+        <w:ind w:left="3204" w:hanging="720"/>
+      </w:pPr>
+      <w:rPr>
+        <w:rFonts w:hint="default"/>
+      </w:rPr>
+    </w:lvl>
+    <w:lvl w:ilvl="4">
+      <w:start w:val="1"/>
+      <w:numFmt w:val="decimal"/>
+      <w:lvlText w:val="%1.%2.%3.%4.%5"/>
+      <w:lvlJc w:val="left"/>
+      <w:pPr>
+        <w:ind w:left="4392" w:hanging="1080"/>
+      </w:pPr>
+      <w:rPr>
+        <w:rFonts w:hint="default"/>
+      </w:rPr>
+    </w:lvl>
+    <w:lvl w:ilvl="5">
+      <w:start w:val="1"/>
+      <w:numFmt w:val="decimal"/>
+      <w:lvlText w:val="%1.%2.%3.%4.%5.%6"/>
+      <w:lvlJc w:val="left"/>
+      <w:pPr>
+        <w:ind w:left="5580" w:hanging="1440"/>
+      </w:pPr>
+      <w:rPr>
+        <w:rFonts w:hint="default"/>
+      </w:rPr>
+    </w:lvl>
+    <w:lvl w:ilvl="6">
+      <w:start w:val="1"/>
+      <w:numFmt w:val="decimal"/>
+      <w:lvlText w:val="%1.%2.%3.%4.%5.%6.%7"/>
+      <w:lvlJc w:val="left"/>
+      <w:pPr>
+        <w:ind w:left="6408" w:hanging="1440"/>
+      </w:pPr>
+      <w:rPr>
+        <w:rFonts w:hint="default"/>
+      </w:rPr>
+    </w:lvl>
+    <w:lvl w:ilvl="7">
+      <w:start w:val="1"/>
+      <w:numFmt w:val="decimal"/>
+      <w:lvlText w:val="%1.%2.%3.%4.%5.%6.%7.%8"/>
+      <w:lvlJc w:val="left"/>
+      <w:pPr>
+        <w:ind w:left="7596" w:hanging="1800"/>
+      </w:pPr>
+      <w:rPr>
+        <w:rFonts w:hint="default"/>
+      </w:rPr>
+    </w:lvl>
+    <w:lvl w:ilvl="8">
+      <w:start w:val="1"/>
+      <w:numFmt w:val="decimal"/>
+      <w:lvlText w:val="%1.%2.%3.%4.%5.%6.%7.%8.%9"/>
+      <w:lvlJc w:val="left"/>
+      <w:pPr>
+        <w:ind w:left="8424" w:hanging="1800"/>
+      </w:pPr>
+      <w:rPr>
+        <w:rFonts w:hint="default"/>
+      </w:rPr>
+    </w:lvl>
+  </w:abstractNum>
+  <w:abstractNum w:abstractNumId="7" w15:restartNumberingAfterBreak="0">
     <w:nsid w:val="5CFF5ACF"/>
     <w:multiLevelType w:val="hybridMultilevel"/>
     <w:tmpl w:val="F4FABAF8"/>
@@ -22193,7 +22769,146 @@
       </w:rPr>
     </w:lvl>
   </w:abstractNum>
-  <w:abstractNum w:abstractNumId="6" w15:restartNumberingAfterBreak="0">
+  <w:abstractNum w:abstractNumId="8" w15:restartNumberingAfterBreak="0">
+    <w:nsid w:val="69D025D8"/>
+    <w:multiLevelType w:val="multilevel"/>
+    <w:tmpl w:val="07E2D382"/>
+    <w:lvl w:ilvl="0">
+      <w:start w:val="1"/>
+      <w:numFmt w:val="decimal"/>
+      <w:lvlText w:val="%1"/>
+      <w:lvlJc w:val="left"/>
+      <w:pPr>
+        <w:ind w:left="1863" w:hanging="589"/>
+        <w:jc w:val="left"/>
+      </w:pPr>
+      <w:rPr>
+        <w:rFonts w:hint="default"/>
+        <w:lang w:val="fr-FR" w:eastAsia="en-US" w:bidi="ar-SA"/>
+      </w:rPr>
+    </w:lvl>
+    <w:lvl w:ilvl="1">
+      <w:start w:val="4"/>
+      <w:numFmt w:val="decimal"/>
+      <w:lvlText w:val="%1.%2"/>
+      <w:lvlJc w:val="left"/>
+      <w:pPr>
+        <w:ind w:left="1863" w:hanging="589"/>
+        <w:jc w:val="left"/>
+      </w:pPr>
+      <w:rPr>
+        <w:rFonts w:hint="default"/>
+        <w:spacing w:val="0"/>
+        <w:w w:val="100"/>
+        <w:lang w:val="fr-FR" w:eastAsia="en-US" w:bidi="ar-SA"/>
+      </w:rPr>
+    </w:lvl>
+    <w:lvl w:ilvl="2">
+      <w:start w:val="4"/>
+      <w:numFmt w:val="decimal"/>
+      <w:lvlText w:val="%1.%2.%3"/>
+      <w:lvlJc w:val="left"/>
+      <w:pPr>
+        <w:ind w:left="1863" w:hanging="589"/>
+        <w:jc w:val="left"/>
+      </w:pPr>
+      <w:rPr>
+        <w:rFonts w:ascii="Times New Roman" w:eastAsia="Times New Roman" w:hAnsi="Times New Roman" w:cs="Times New Roman" w:hint="default"/>
+        <w:b/>
+        <w:bCs/>
+        <w:i w:val="0"/>
+        <w:iCs w:val="0"/>
+        <w:spacing w:val="-2"/>
+        <w:w w:val="87"/>
+        <w:sz w:val="28"/>
+        <w:szCs w:val="28"/>
+        <w:lang w:val="fr-FR" w:eastAsia="en-US" w:bidi="ar-SA"/>
+      </w:rPr>
+    </w:lvl>
+    <w:lvl w:ilvl="3">
+      <w:start w:val="1"/>
+      <w:numFmt w:val="decimal"/>
+      <w:lvlText w:val="%1.%2.%3.%4"/>
+      <w:lvlJc w:val="left"/>
+      <w:pPr>
+        <w:ind w:left="2045" w:hanging="771"/>
+        <w:jc w:val="left"/>
+      </w:pPr>
+      <w:rPr>
+        <w:rFonts w:ascii="Times New Roman" w:eastAsia="Times New Roman" w:hAnsi="Times New Roman" w:cs="Times New Roman" w:hint="default"/>
+        <w:b/>
+        <w:bCs/>
+        <w:i w:val="0"/>
+        <w:iCs w:val="0"/>
+        <w:spacing w:val="-2"/>
+        <w:w w:val="79"/>
+        <w:sz w:val="28"/>
+        <w:szCs w:val="28"/>
+        <w:lang w:val="fr-FR" w:eastAsia="en-US" w:bidi="ar-SA"/>
+      </w:rPr>
+    </w:lvl>
+    <w:lvl w:ilvl="4">
+      <w:numFmt w:val="bullet"/>
+      <w:lvlText w:val="•"/>
+      <w:lvlJc w:val="left"/>
+      <w:pPr>
+        <w:ind w:left="5281" w:hanging="771"/>
+      </w:pPr>
+      <w:rPr>
+        <w:rFonts w:hint="default"/>
+        <w:lang w:val="fr-FR" w:eastAsia="en-US" w:bidi="ar-SA"/>
+      </w:rPr>
+    </w:lvl>
+    <w:lvl w:ilvl="5">
+      <w:numFmt w:val="bullet"/>
+      <w:lvlText w:val="•"/>
+      <w:lvlJc w:val="left"/>
+      <w:pPr>
+        <w:ind w:left="6362" w:hanging="771"/>
+      </w:pPr>
+      <w:rPr>
+        <w:rFonts w:hint="default"/>
+        <w:lang w:val="fr-FR" w:eastAsia="en-US" w:bidi="ar-SA"/>
+      </w:rPr>
+    </w:lvl>
+    <w:lvl w:ilvl="6">
+      <w:numFmt w:val="bullet"/>
+      <w:lvlText w:val="•"/>
+      <w:lvlJc w:val="left"/>
+      <w:pPr>
+        <w:ind w:left="7443" w:hanging="771"/>
+      </w:pPr>
+      <w:rPr>
+        <w:rFonts w:hint="default"/>
+        <w:lang w:val="fr-FR" w:eastAsia="en-US" w:bidi="ar-SA"/>
+      </w:rPr>
+    </w:lvl>
+    <w:lvl w:ilvl="7">
+      <w:numFmt w:val="bullet"/>
+      <w:lvlText w:val="•"/>
+      <w:lvlJc w:val="left"/>
+      <w:pPr>
+        <w:ind w:left="8523" w:hanging="771"/>
+      </w:pPr>
+      <w:rPr>
+        <w:rFonts w:hint="default"/>
+        <w:lang w:val="fr-FR" w:eastAsia="en-US" w:bidi="ar-SA"/>
+      </w:rPr>
+    </w:lvl>
+    <w:lvl w:ilvl="8">
+      <w:numFmt w:val="bullet"/>
+      <w:lvlText w:val="•"/>
+      <w:lvlJc w:val="left"/>
+      <w:pPr>
+        <w:ind w:left="9604" w:hanging="771"/>
+      </w:pPr>
+      <w:rPr>
+        <w:rFonts w:hint="default"/>
+        <w:lang w:val="fr-FR" w:eastAsia="en-US" w:bidi="ar-SA"/>
+      </w:rPr>
+    </w:lvl>
+  </w:abstractNum>
+  <w:abstractNum w:abstractNumId="9" w15:restartNumberingAfterBreak="0">
     <w:nsid w:val="6BF325FE"/>
     <w:multiLevelType w:val="multilevel"/>
     <w:tmpl w:val="8EACC808"/>
@@ -22345,25 +23060,34 @@
     </w:lvl>
   </w:abstractNum>
   <w:num w:numId="1">
+    <w:abstractNumId w:val="9"/>
+  </w:num>
+  <w:num w:numId="2">
+    <w:abstractNumId w:val="3"/>
+  </w:num>
+  <w:num w:numId="3">
+    <w:abstractNumId w:val="2"/>
+  </w:num>
+  <w:num w:numId="4">
+    <w:abstractNumId w:val="1"/>
+  </w:num>
+  <w:num w:numId="5">
+    <w:abstractNumId w:val="5"/>
+  </w:num>
+  <w:num w:numId="6">
+    <w:abstractNumId w:val="7"/>
+  </w:num>
+  <w:num w:numId="7">
+    <w:abstractNumId w:val="4"/>
+  </w:num>
+  <w:num w:numId="8">
+    <w:abstractNumId w:val="8"/>
+  </w:num>
+  <w:num w:numId="9">
     <w:abstractNumId w:val="6"/>
   </w:num>
-  <w:num w:numId="2">
-    <w:abstractNumId w:val="2"/>
-  </w:num>
-  <w:num w:numId="3">
-    <w:abstractNumId w:val="1"/>
-  </w:num>
-  <w:num w:numId="4">
+  <w:num w:numId="10">
     <w:abstractNumId w:val="0"/>
-  </w:num>
-  <w:num w:numId="5">
-    <w:abstractNumId w:val="4"/>
-  </w:num>
-  <w:num w:numId="6">
-    <w:abstractNumId w:val="5"/>
-  </w:num>
-  <w:num w:numId="7">
-    <w:abstractNumId w:val="3"/>
   </w:num>
 </w:numbering>
 </file>
@@ -22381,7 +23105,7 @@
     </w:rPrDefault>
     <w:pPrDefault>
       <w:pPr>
-        <w:spacing w:before="40" w:line="360" w:lineRule="auto"/>
+        <w:spacing w:line="360" w:lineRule="auto"/>
       </w:pPr>
     </w:pPrDefault>
   </w:docDefaults>
@@ -22986,7 +23710,7 @@
       <w:rFonts w:ascii="Times New Roman" w:eastAsia="Times New Roman" w:hAnsi="Times New Roman" w:cs="Times New Roman"/>
       <w:sz w:val="24"/>
       <w:szCs w:val="24"/>
-      <w:lang w:val="fr-BF" w:eastAsia="fr-BF"/>
+      <w:lang w:eastAsia="fr-BF"/>
     </w:rPr>
   </w:style>
   <w:style w:type="character" w:styleId="Strong">
@@ -23029,7 +23753,7 @@
       <w:rFonts w:ascii="Times New Roman" w:eastAsia="Times New Roman" w:hAnsi="Times New Roman" w:cs="Times New Roman"/>
       <w:sz w:val="24"/>
       <w:szCs w:val="24"/>
-      <w:lang w:val="fr-BF" w:eastAsia="fr-BF"/>
+      <w:lang w:eastAsia="fr-BF"/>
     </w:rPr>
   </w:style>
   <w:style w:type="character" w:customStyle="1" w:styleId="Heading2Char">
@@ -23067,7 +23791,7 @@
     <w:qFormat/>
     <w:rsid w:val="004024F9"/>
     <w:pPr>
-      <w:spacing w:before="0" w:after="200" w:line="240" w:lineRule="auto"/>
+      <w:spacing w:after="200" w:line="240" w:lineRule="auto"/>
     </w:pPr>
     <w:rPr>
       <w:i/>
@@ -23111,7 +23835,7 @@
       <w:rFonts w:ascii="Times New Roman" w:eastAsia="Times New Roman" w:hAnsi="Times New Roman" w:cs="Times New Roman"/>
       <w:sz w:val="24"/>
       <w:szCs w:val="24"/>
-      <w:lang w:val="fr-BF" w:eastAsia="fr-BF"/>
+      <w:lang w:eastAsia="fr-BF"/>
     </w:rPr>
   </w:style>
 </w:styles>
